--- a/secciones/valuacion/anexo/Mallplaza_Valuacion_ES_Anexo.docx
+++ b/secciones/valuacion/anexo/Mallplaza_Valuacion_ES_Anexo.docx
@@ -27134,7 +27134,7 @@
                       <w:sz w:val="13"/>
                       <w:szCs w:val="13"/>
                     </w:rPr>
-                    <w:t xml:space="preserve">2.144</w:t>
+                    <w:t xml:space="preserve">2.146</w:t>
                   </w:r>
                 </w:p>
               </w:tc>
@@ -27316,7 +27316,7 @@
                       <w:sz w:val="13"/>
                       <w:szCs w:val="13"/>
                     </w:rPr>
-                    <w:t xml:space="preserve">2.076</w:t>
+                    <w:t xml:space="preserve">2.077</w:t>
                   </w:r>
                 </w:p>
               </w:tc>
@@ -27498,7 +27498,7 @@
                       <w:sz w:val="13"/>
                       <w:szCs w:val="13"/>
                     </w:rPr>
-                    <w:t xml:space="preserve">2.030</w:t>
+                    <w:t xml:space="preserve">2.032</w:t>
                   </w:r>
                 </w:p>
               </w:tc>
@@ -27680,7 +27680,7 @@
                       <w:sz w:val="13"/>
                       <w:szCs w:val="13"/>
                     </w:rPr>
-                    <w:t xml:space="preserve">1.984</w:t>
+                    <w:t xml:space="preserve">1.986</w:t>
                   </w:r>
                 </w:p>
               </w:tc>
@@ -27862,7 +27862,7 @@
                       <w:sz w:val="13"/>
                       <w:szCs w:val="13"/>
                     </w:rPr>
-                    <w:t xml:space="preserve">1.916</w:t>
+                    <w:t xml:space="preserve">1.917</w:t>
                   </w:r>
                 </w:p>
               </w:tc>
@@ -36925,7 +36925,7 @@
           <w:sz w:val="16"/>
           <w:szCs w:val="16"/>
         </w:rPr>
-        <w:t xml:space="preserve">D. WACC POR PERÍODO</w:t>
+        <w:t xml:space="preserve">D. WACC POR PERÍODO (Figura Z1)</w:t>
       </w:r>
     </w:p>
     <w:tbl>

--- a/secciones/valuacion/anexo/Mallplaza_Valuacion_ES_Anexo.docx
+++ b/secciones/valuacion/anexo/Mallplaza_Valuacion_ES_Anexo.docx
@@ -27990,8 +27990,7 @@
       </w:tblPr>
       <w:tblGrid>
         <w:gridCol w:w="1100"/>
-        <w:gridCol w:w="5666"/>
-        <w:gridCol w:w="600"/>
+        <w:gridCol w:w="6266"/>
         <w:gridCol w:w="1100"/>
         <w:gridCol w:w="1200"/>
         <w:gridCol w:w="1000"/>
@@ -28036,7 +28035,7 @@
         </w:tc>
         <w:tc>
           <w:tcPr>
-            <w:tcW w:type="dxa" w:w="5666"/>
+            <w:tcW w:type="dxa" w:w="6266"/>
             <w:tcBorders>
               <w:top w:val="none" w:color="FFFFFF" w:sz="0"/>
               <w:left w:val="none" w:color="FFFFFF" w:sz="0"/>
@@ -28070,7 +28069,7 @@
         </w:tc>
         <w:tc>
           <w:tcPr>
-            <w:tcW w:type="dxa" w:w="600"/>
+            <w:tcW w:type="dxa" w:w="1100"/>
             <w:tcBorders>
               <w:top w:val="none" w:color="FFFFFF" w:sz="0"/>
               <w:left w:val="none" w:color="FFFFFF" w:sz="0"/>
@@ -28098,13 +28097,13 @@
                 <w:sz w:val="13"/>
                 <w:szCs w:val="13"/>
               </w:rPr>
-              <w:t xml:space="preserve">Prob.</w:t>
-            </w:r>
-          </w:p>
-        </w:tc>
-        <w:tc>
-          <w:tcPr>
-            <w:tcW w:type="dxa" w:w="1100"/>
+              <w:t xml:space="preserve">DCF (CLP)</w:t>
+            </w:r>
+          </w:p>
+        </w:tc>
+        <w:tc>
+          <w:tcPr>
+            <w:tcW w:type="dxa" w:w="1200"/>
             <w:tcBorders>
               <w:top w:val="none" w:color="FFFFFF" w:sz="0"/>
               <w:left w:val="none" w:color="FFFFFF" w:sz="0"/>
@@ -28132,13 +28131,13 @@
                 <w:sz w:val="13"/>
                 <w:szCs w:val="13"/>
               </w:rPr>
-              <w:t xml:space="preserve">DCF (CLP)</w:t>
-            </w:r>
-          </w:p>
-        </w:tc>
-        <w:tc>
-          <w:tcPr>
-            <w:tcW w:type="dxa" w:w="1200"/>
+              <w:t xml:space="preserve">Precio objetivo</w:t>
+            </w:r>
+          </w:p>
+        </w:tc>
+        <w:tc>
+          <w:tcPr>
+            <w:tcW w:type="dxa" w:w="1000"/>
             <w:tcBorders>
               <w:top w:val="none" w:color="FFFFFF" w:sz="0"/>
               <w:left w:val="none" w:color="FFFFFF" w:sz="0"/>
@@ -28166,7 +28165,153 @@
                 <w:sz w:val="13"/>
                 <w:szCs w:val="13"/>
               </w:rPr>
-              <w:t xml:space="preserve">Precio objetivo</w:t>
+              <w:t xml:space="preserve">vs precio</w:t>
+            </w:r>
+          </w:p>
+        </w:tc>
+      </w:tr>
+      <w:tr>
+        <w:tc>
+          <w:tcPr>
+            <w:tcW w:type="dxa" w:w="1100"/>
+            <w:tcBorders>
+              <w:top w:val="none" w:color="FFFFFF" w:sz="0"/>
+              <w:left w:val="none" w:color="FFFFFF" w:sz="0"/>
+              <w:bottom w:val="single" w:color="D5D9E0" w:sz="4"/>
+              <w:right w:val="none" w:color="FFFFFF" w:sz="0"/>
+            </w:tcBorders>
+            <w:shd w:fill="F7F8FB" w:color="auto" w:val="clear"/>
+            <w:tcMar>
+              <w:top w:type="dxa" w:w="25"/>
+              <w:left w:type="dxa" w:w="80"/>
+              <w:bottom w:type="dxa" w:w="25"/>
+              <w:right w:type="dxa" w:w="80"/>
+            </w:tcMar>
+            <w:vAlign w:val="center"/>
+          </w:tcPr>
+          <w:p>
+            <w:pPr>
+              <w:spacing w:line="216" w:lineRule="auto"/>
+              <w:jc w:val="left"/>
+            </w:pPr>
+            <w:r>
+              <w:rPr>
+                <w:rFonts w:ascii="Arial" w:cs="Arial" w:eastAsia="Arial" w:hAnsi="Arial"/>
+                <w:b w:val="false"/>
+                <w:bCs w:val="false"/>
+                <w:color w:val="1A1A1A"/>
+                <w:sz w:val="13"/>
+                <w:szCs w:val="13"/>
+              </w:rPr>
+              <w:t xml:space="preserve">Bear</w:t>
+            </w:r>
+          </w:p>
+        </w:tc>
+        <w:tc>
+          <w:tcPr>
+            <w:tcW w:type="dxa" w:w="6266"/>
+            <w:tcBorders>
+              <w:top w:val="none" w:color="FFFFFF" w:sz="0"/>
+              <w:left w:val="none" w:color="FFFFFF" w:sz="0"/>
+              <w:bottom w:val="single" w:color="D5D9E0" w:sz="4"/>
+              <w:right w:val="none" w:color="FFFFFF" w:sz="0"/>
+            </w:tcBorders>
+            <w:shd w:fill="F7F8FB" w:color="auto" w:val="clear"/>
+            <w:tcMar>
+              <w:top w:type="dxa" w:w="25"/>
+              <w:left w:type="dxa" w:w="80"/>
+              <w:bottom w:type="dxa" w:w="25"/>
+              <w:right w:type="dxa" w:w="80"/>
+            </w:tcMar>
+            <w:vAlign w:val="center"/>
+          </w:tcPr>
+          <w:p>
+            <w:pPr>
+              <w:spacing w:line="216" w:lineRule="auto"/>
+              <w:jc w:val="left"/>
+            </w:pPr>
+            <w:r>
+              <w:rPr>
+                <w:rFonts w:ascii="Arial" w:cs="Arial" w:eastAsia="Arial" w:hAnsi="Arial"/>
+                <w:b w:val="false"/>
+                <w:bCs w:val="false"/>
+                <w:color w:val="1A1A1A"/>
+                <w:sz w:val="13"/>
+                <w:szCs w:val="13"/>
+              </w:rPr>
+              <w:t xml:space="preserve">Todo sale mal: WACC nominal +100 pb en todos los períodos; margen EBITDA 75,8%, ocupación 95,1%, arriendo mismas tiendas 2027–28 3,7%, ventas de locatarios 3,7%, crecimiento real 2029–31 en el piso de la Nota 11, visitas 5,6%, capex de mantención 6,6%</w:t>
+            </w:r>
+          </w:p>
+        </w:tc>
+        <w:tc>
+          <w:tcPr>
+            <w:tcW w:type="dxa" w:w="1100"/>
+            <w:tcBorders>
+              <w:top w:val="none" w:color="FFFFFF" w:sz="0"/>
+              <w:left w:val="none" w:color="FFFFFF" w:sz="0"/>
+              <w:bottom w:val="single" w:color="D5D9E0" w:sz="4"/>
+              <w:right w:val="none" w:color="FFFFFF" w:sz="0"/>
+            </w:tcBorders>
+            <w:shd w:fill="F7F8FB" w:color="auto" w:val="clear"/>
+            <w:tcMar>
+              <w:top w:type="dxa" w:w="25"/>
+              <w:left w:type="dxa" w:w="80"/>
+              <w:bottom w:type="dxa" w:w="25"/>
+              <w:right w:type="dxa" w:w="80"/>
+            </w:tcMar>
+            <w:vAlign w:val="center"/>
+          </w:tcPr>
+          <w:p>
+            <w:pPr>
+              <w:spacing w:line="216" w:lineRule="auto"/>
+              <w:jc w:val="right"/>
+            </w:pPr>
+            <w:r>
+              <w:rPr>
+                <w:rFonts w:ascii="Arial" w:cs="Arial" w:eastAsia="Arial" w:hAnsi="Arial"/>
+                <w:b w:val="false"/>
+                <w:bCs w:val="false"/>
+                <w:color w:val="1A1A1A"/>
+                <w:sz w:val="13"/>
+                <w:szCs w:val="13"/>
+              </w:rPr>
+              <w:t xml:space="preserve">1.190</w:t>
+            </w:r>
+          </w:p>
+        </w:tc>
+        <w:tc>
+          <w:tcPr>
+            <w:tcW w:type="dxa" w:w="1200"/>
+            <w:tcBorders>
+              <w:top w:val="none" w:color="FFFFFF" w:sz="0"/>
+              <w:left w:val="none" w:color="FFFFFF" w:sz="0"/>
+              <w:bottom w:val="single" w:color="D5D9E0" w:sz="4"/>
+              <w:right w:val="none" w:color="FFFFFF" w:sz="0"/>
+            </w:tcBorders>
+            <w:shd w:fill="F7F8FB" w:color="auto" w:val="clear"/>
+            <w:tcMar>
+              <w:top w:type="dxa" w:w="25"/>
+              <w:left w:type="dxa" w:w="80"/>
+              <w:bottom w:type="dxa" w:w="25"/>
+              <w:right w:type="dxa" w:w="80"/>
+            </w:tcMar>
+            <w:vAlign w:val="center"/>
+          </w:tcPr>
+          <w:p>
+            <w:pPr>
+              <w:spacing w:line="216" w:lineRule="auto"/>
+              <w:jc w:val="right"/>
+            </w:pPr>
+            <w:r>
+              <w:rPr>
+                <w:rFonts w:ascii="Arial" w:cs="Arial" w:eastAsia="Arial" w:hAnsi="Arial"/>
+                <w:b w:val="false"/>
+                <w:bCs w:val="false"/>
+                <w:color w:val="1A1A1A"/>
+                <w:sz w:val="13"/>
+                <w:szCs w:val="13"/>
+              </w:rPr>
+              <w:t xml:space="preserve">1.542</w:t>
             </w:r>
           </w:p>
         </w:tc>
@@ -28176,31 +28321,215 @@
             <w:tcBorders>
               <w:top w:val="none" w:color="FFFFFF" w:sz="0"/>
               <w:left w:val="none" w:color="FFFFFF" w:sz="0"/>
-              <w:bottom w:val="none" w:color="FFFFFF" w:sz="0"/>
-              <w:right w:val="none" w:color="FFFFFF" w:sz="0"/>
-            </w:tcBorders>
-            <w:shd w:fill="14284B" w:color="auto" w:val="clear"/>
-            <w:tcMar>
-              <w:top w:type="dxa" w:w="35"/>
-              <w:left w:type="dxa" w:w="80"/>
-              <w:bottom w:type="dxa" w:w="35"/>
-              <w:right w:type="dxa" w:w="80"/>
-            </w:tcMar>
-          </w:tcPr>
-          <w:p>
-            <w:pPr>
-              <w:jc w:val="right"/>
+              <w:bottom w:val="single" w:color="D5D9E0" w:sz="4"/>
+              <w:right w:val="none" w:color="FFFFFF" w:sz="0"/>
+            </w:tcBorders>
+            <w:shd w:fill="F7F8FB" w:color="auto" w:val="clear"/>
+            <w:tcMar>
+              <w:top w:type="dxa" w:w="25"/>
+              <w:left w:type="dxa" w:w="80"/>
+              <w:bottom w:type="dxa" w:w="25"/>
+              <w:right w:type="dxa" w:w="80"/>
+            </w:tcMar>
+            <w:vAlign w:val="center"/>
+          </w:tcPr>
+          <w:p>
+            <w:pPr>
+              <w:spacing w:line="216" w:lineRule="auto"/>
+              <w:jc w:val="right"/>
+            </w:pPr>
+            <w:r>
+              <w:rPr>
+                <w:rFonts w:ascii="Arial" w:cs="Arial" w:eastAsia="Arial" w:hAnsi="Arial"/>
+                <w:b w:val="false"/>
+                <w:bCs w:val="false"/>
+                <w:color w:val="1A1A1A"/>
+                <w:sz w:val="13"/>
+                <w:szCs w:val="13"/>
+              </w:rPr>
+              <w:t xml:space="preserve">−56,6%</w:t>
+            </w:r>
+          </w:p>
+        </w:tc>
+      </w:tr>
+      <w:tr>
+        <w:tc>
+          <w:tcPr>
+            <w:tcW w:type="dxa" w:w="1100"/>
+            <w:tcBorders>
+              <w:top w:val="none" w:color="FFFFFF" w:sz="0"/>
+              <w:left w:val="none" w:color="FFFFFF" w:sz="0"/>
+              <w:bottom w:val="single" w:color="D5D9E0" w:sz="4"/>
+              <w:right w:val="none" w:color="FFFFFF" w:sz="0"/>
+            </w:tcBorders>
+            <w:shd w:fill="FDF1CC" w:color="auto" w:val="clear"/>
+            <w:tcMar>
+              <w:top w:type="dxa" w:w="25"/>
+              <w:left w:type="dxa" w:w="80"/>
+              <w:bottom w:type="dxa" w:w="25"/>
+              <w:right w:type="dxa" w:w="80"/>
+            </w:tcMar>
+            <w:vAlign w:val="center"/>
+          </w:tcPr>
+          <w:p>
+            <w:pPr>
+              <w:spacing w:line="216" w:lineRule="auto"/>
+              <w:jc w:val="left"/>
             </w:pPr>
             <w:r>
               <w:rPr>
                 <w:rFonts w:ascii="Arial" w:cs="Arial" w:eastAsia="Arial" w:hAnsi="Arial"/>
                 <w:b/>
                 <w:bCs/>
-                <w:color w:val="FFFFFF"/>
-                <w:sz w:val="13"/>
-                <w:szCs w:val="13"/>
-              </w:rPr>
-              <w:t xml:space="preserve">vs precio</w:t>
+                <w:color w:val="1A1A1A"/>
+                <w:sz w:val="13"/>
+                <w:szCs w:val="13"/>
+              </w:rPr>
+              <w:t xml:space="preserve">Base</w:t>
+            </w:r>
+          </w:p>
+        </w:tc>
+        <w:tc>
+          <w:tcPr>
+            <w:tcW w:type="dxa" w:w="6266"/>
+            <w:tcBorders>
+              <w:top w:val="none" w:color="FFFFFF" w:sz="0"/>
+              <w:left w:val="none" w:color="FFFFFF" w:sz="0"/>
+              <w:bottom w:val="single" w:color="D5D9E0" w:sz="4"/>
+              <w:right w:val="none" w:color="FFFFFF" w:sz="0"/>
+            </w:tcBorders>
+            <w:shd w:fill="FDF1CC" w:color="auto" w:val="clear"/>
+            <w:tcMar>
+              <w:top w:type="dxa" w:w="25"/>
+              <w:left w:type="dxa" w:w="80"/>
+              <w:bottom w:type="dxa" w:w="25"/>
+              <w:right w:type="dxa" w:w="80"/>
+            </w:tcMar>
+            <w:vAlign w:val="center"/>
+          </w:tcPr>
+          <w:p>
+            <w:pPr>
+              <w:spacing w:line="216" w:lineRule="auto"/>
+              <w:jc w:val="left"/>
+            </w:pPr>
+            <w:r>
+              <w:rPr>
+                <w:rFonts w:ascii="Arial" w:cs="Arial" w:eastAsia="Arial" w:hAnsi="Arial"/>
+                <w:b/>
+                <w:bCs/>
+                <w:color w:val="1A1A1A"/>
+                <w:sz w:val="13"/>
+                <w:szCs w:val="13"/>
+              </w:rPr>
+              <w:t xml:space="preserve">Central: modelo v4; WACC nominal 10,54% → 10,41%; g 3,0%; margen 79,7%</w:t>
+            </w:r>
+          </w:p>
+        </w:tc>
+        <w:tc>
+          <w:tcPr>
+            <w:tcW w:type="dxa" w:w="1100"/>
+            <w:tcBorders>
+              <w:top w:val="none" w:color="FFFFFF" w:sz="0"/>
+              <w:left w:val="none" w:color="FFFFFF" w:sz="0"/>
+              <w:bottom w:val="single" w:color="D5D9E0" w:sz="4"/>
+              <w:right w:val="none" w:color="FFFFFF" w:sz="0"/>
+            </w:tcBorders>
+            <w:shd w:fill="FDF1CC" w:color="auto" w:val="clear"/>
+            <w:tcMar>
+              <w:top w:type="dxa" w:w="25"/>
+              <w:left w:type="dxa" w:w="80"/>
+              <w:bottom w:type="dxa" w:w="25"/>
+              <w:right w:type="dxa" w:w="80"/>
+            </w:tcMar>
+            <w:vAlign w:val="center"/>
+          </w:tcPr>
+          <w:p>
+            <w:pPr>
+              <w:spacing w:line="216" w:lineRule="auto"/>
+              <w:jc w:val="right"/>
+            </w:pPr>
+            <w:r>
+              <w:rPr>
+                <w:rFonts w:ascii="Arial" w:cs="Arial" w:eastAsia="Arial" w:hAnsi="Arial"/>
+                <w:b/>
+                <w:bCs/>
+                <w:color w:val="1A1A1A"/>
+                <w:sz w:val="13"/>
+                <w:szCs w:val="13"/>
+              </w:rPr>
+              <w:t xml:space="preserve">1.859</w:t>
+            </w:r>
+          </w:p>
+        </w:tc>
+        <w:tc>
+          <w:tcPr>
+            <w:tcW w:type="dxa" w:w="1200"/>
+            <w:tcBorders>
+              <w:top w:val="none" w:color="FFFFFF" w:sz="0"/>
+              <w:left w:val="none" w:color="FFFFFF" w:sz="0"/>
+              <w:bottom w:val="single" w:color="D5D9E0" w:sz="4"/>
+              <w:right w:val="none" w:color="FFFFFF" w:sz="0"/>
+            </w:tcBorders>
+            <w:shd w:fill="FDF1CC" w:color="auto" w:val="clear"/>
+            <w:tcMar>
+              <w:top w:type="dxa" w:w="25"/>
+              <w:left w:type="dxa" w:w="80"/>
+              <w:bottom w:type="dxa" w:w="25"/>
+              <w:right w:type="dxa" w:w="80"/>
+            </w:tcMar>
+            <w:vAlign w:val="center"/>
+          </w:tcPr>
+          <w:p>
+            <w:pPr>
+              <w:spacing w:line="216" w:lineRule="auto"/>
+              <w:jc w:val="right"/>
+            </w:pPr>
+            <w:r>
+              <w:rPr>
+                <w:rFonts w:ascii="Arial" w:cs="Arial" w:eastAsia="Arial" w:hAnsi="Arial"/>
+                <w:b/>
+                <w:bCs/>
+                <w:color w:val="1A1A1A"/>
+                <w:sz w:val="13"/>
+                <w:szCs w:val="13"/>
+              </w:rPr>
+              <w:t xml:space="preserve">2.077</w:t>
+            </w:r>
+          </w:p>
+        </w:tc>
+        <w:tc>
+          <w:tcPr>
+            <w:tcW w:type="dxa" w:w="1000"/>
+            <w:tcBorders>
+              <w:top w:val="none" w:color="FFFFFF" w:sz="0"/>
+              <w:left w:val="none" w:color="FFFFFF" w:sz="0"/>
+              <w:bottom w:val="single" w:color="D5D9E0" w:sz="4"/>
+              <w:right w:val="none" w:color="FFFFFF" w:sz="0"/>
+            </w:tcBorders>
+            <w:shd w:fill="FDF1CC" w:color="auto" w:val="clear"/>
+            <w:tcMar>
+              <w:top w:type="dxa" w:w="25"/>
+              <w:left w:type="dxa" w:w="80"/>
+              <w:bottom w:type="dxa" w:w="25"/>
+              <w:right w:type="dxa" w:w="80"/>
+            </w:tcMar>
+            <w:vAlign w:val="center"/>
+          </w:tcPr>
+          <w:p>
+            <w:pPr>
+              <w:spacing w:line="216" w:lineRule="auto"/>
+              <w:jc w:val="right"/>
+            </w:pPr>
+            <w:r>
+              <w:rPr>
+                <w:rFonts w:ascii="Arial" w:cs="Arial" w:eastAsia="Arial" w:hAnsi="Arial"/>
+                <w:b/>
+                <w:bCs/>
+                <w:color w:val="1A1A1A"/>
+                <w:sz w:val="13"/>
+                <w:szCs w:val="13"/>
+              </w:rPr>
+              <w:t xml:space="preserve">−41,6%</w:t>
             </w:r>
           </w:p>
         </w:tc>
@@ -28238,13 +28567,13 @@
                 <w:sz w:val="13"/>
                 <w:szCs w:val="13"/>
               </w:rPr>
-              <w:t xml:space="preserve">Bear</w:t>
-            </w:r>
-          </w:p>
-        </w:tc>
-        <w:tc>
-          <w:tcPr>
-            <w:tcW w:type="dxa" w:w="5666"/>
+              <w:t xml:space="preserve">Bull</w:t>
+            </w:r>
+          </w:p>
+        </w:tc>
+        <w:tc>
+          <w:tcPr>
+            <w:tcW w:type="dxa" w:w="6266"/>
             <w:tcBorders>
               <w:top w:val="none" w:color="FFFFFF" w:sz="0"/>
               <w:left w:val="none" w:color="FFFFFF" w:sz="0"/>
@@ -28274,13 +28603,13 @@
                 <w:sz w:val="13"/>
                 <w:szCs w:val="13"/>
               </w:rPr>
-              <w:t xml:space="preserve">Todo sale mal: WACC nominal +100 pb en todos los períodos; margen EBITDA 75,8%, ocupación 95,1%, arriendo mismas tiendas 2027–28 3,7%, ventas de locatarios 3,7%, crecimiento real 2029–31 en el piso de la Nota 11, visitas 5,6%, capex de mantención 6,6%</w:t>
-            </w:r>
-          </w:p>
-        </w:tc>
-        <w:tc>
-          <w:tcPr>
-            <w:tcW w:type="dxa" w:w="600"/>
+              <w:t xml:space="preserve">Todo sale bien: WACC nominal −100 pb; margen 81,3%, ocupación 96,6%, arriendo mismas tiendas 9,4%, ventas de locatarios 9,9%, crecimiento real en el techo de la Nota 11, visitas 17,3%, capex de mantención 4,8%; impuesto en caja con techo de 23%</w:t>
+            </w:r>
+          </w:p>
+        </w:tc>
+        <w:tc>
+          <w:tcPr>
+            <w:tcW w:type="dxa" w:w="1100"/>
             <w:tcBorders>
               <w:top w:val="none" w:color="FFFFFF" w:sz="0"/>
               <w:left w:val="none" w:color="FFFFFF" w:sz="0"/>
@@ -28310,13 +28639,13 @@
                 <w:sz w:val="13"/>
                 <w:szCs w:val="13"/>
               </w:rPr>
-              <w:t xml:space="preserve">25%</w:t>
-            </w:r>
-          </w:p>
-        </w:tc>
-        <w:tc>
-          <w:tcPr>
-            <w:tcW w:type="dxa" w:w="1100"/>
+              <w:t xml:space="preserve">2.906</w:t>
+            </w:r>
+          </w:p>
+        </w:tc>
+        <w:tc>
+          <w:tcPr>
+            <w:tcW w:type="dxa" w:w="1200"/>
             <w:tcBorders>
               <w:top w:val="none" w:color="FFFFFF" w:sz="0"/>
               <w:left w:val="none" w:color="FFFFFF" w:sz="0"/>
@@ -28346,13 +28675,13 @@
                 <w:sz w:val="13"/>
                 <w:szCs w:val="13"/>
               </w:rPr>
-              <w:t xml:space="preserve">1.190</w:t>
-            </w:r>
-          </w:p>
-        </w:tc>
-        <w:tc>
-          <w:tcPr>
-            <w:tcW w:type="dxa" w:w="1200"/>
+              <w:t xml:space="preserve">2.915</w:t>
+            </w:r>
+          </w:p>
+        </w:tc>
+        <w:tc>
+          <w:tcPr>
+            <w:tcW w:type="dxa" w:w="1000"/>
             <w:tcBorders>
               <w:top w:val="none" w:color="FFFFFF" w:sz="0"/>
               <w:left w:val="none" w:color="FFFFFF" w:sz="0"/>
@@ -28382,43 +28711,7 @@
                 <w:sz w:val="13"/>
                 <w:szCs w:val="13"/>
               </w:rPr>
-              <w:t xml:space="preserve">1.542</w:t>
-            </w:r>
-          </w:p>
-        </w:tc>
-        <w:tc>
-          <w:tcPr>
-            <w:tcW w:type="dxa" w:w="1000"/>
-            <w:tcBorders>
-              <w:top w:val="none" w:color="FFFFFF" w:sz="0"/>
-              <w:left w:val="none" w:color="FFFFFF" w:sz="0"/>
-              <w:bottom w:val="single" w:color="D5D9E0" w:sz="4"/>
-              <w:right w:val="none" w:color="FFFFFF" w:sz="0"/>
-            </w:tcBorders>
-            <w:shd w:fill="F7F8FB" w:color="auto" w:val="clear"/>
-            <w:tcMar>
-              <w:top w:type="dxa" w:w="25"/>
-              <w:left w:type="dxa" w:w="80"/>
-              <w:bottom w:type="dxa" w:w="25"/>
-              <w:right w:type="dxa" w:w="80"/>
-            </w:tcMar>
-            <w:vAlign w:val="center"/>
-          </w:tcPr>
-          <w:p>
-            <w:pPr>
-              <w:spacing w:line="216" w:lineRule="auto"/>
-              <w:jc w:val="right"/>
-            </w:pPr>
-            <w:r>
-              <w:rPr>
-                <w:rFonts w:ascii="Arial" w:cs="Arial" w:eastAsia="Arial" w:hAnsi="Arial"/>
-                <w:b w:val="false"/>
-                <w:bCs w:val="false"/>
-                <w:color w:val="1A1A1A"/>
-                <w:sz w:val="13"/>
-                <w:szCs w:val="13"/>
-              </w:rPr>
-              <w:t xml:space="preserve">−56,6%</w:t>
+              <w:t xml:space="preserve">−18,0%</w:t>
             </w:r>
           </w:p>
         </w:tc>
@@ -28433,7 +28726,7 @@
               <w:bottom w:val="single" w:color="D5D9E0" w:sz="4"/>
               <w:right w:val="none" w:color="FFFFFF" w:sz="0"/>
             </w:tcBorders>
-            <w:shd w:fill="FDF1CC" w:color="auto" w:val="clear"/>
+            <w:shd w:fill="FFFFFF" w:color="auto" w:val="clear"/>
             <w:tcMar>
               <w:top w:type="dxa" w:w="25"/>
               <w:left w:type="dxa" w:w="80"/>
@@ -28446,856 +28739,1071 @@
             <w:pPr>
               <w:spacing w:line="216" w:lineRule="auto"/>
               <w:jc w:val="left"/>
+            </w:pPr>
+            <w:r>
+              <w:rPr>
+                <w:rFonts w:ascii="Arial" w:cs="Arial" w:eastAsia="Arial" w:hAnsi="Arial"/>
+                <w:b w:val="false"/>
+                <w:bCs w:val="false"/>
+                <w:color w:val="1A1A1A"/>
+                <w:sz w:val="13"/>
+                <w:szCs w:val="13"/>
+              </w:rPr>
+              <w:t xml:space="preserve">Tasadores</w:t>
+            </w:r>
+          </w:p>
+        </w:tc>
+        <w:tc>
+          <w:tcPr>
+            <w:tcW w:type="dxa" w:w="6266"/>
+            <w:tcBorders>
+              <w:top w:val="none" w:color="FFFFFF" w:sz="0"/>
+              <w:left w:val="none" w:color="FFFFFF" w:sz="0"/>
+              <w:bottom w:val="single" w:color="D5D9E0" w:sz="4"/>
+              <w:right w:val="none" w:color="FFFFFF" w:sz="0"/>
+            </w:tcBorders>
+            <w:shd w:fill="FFFFFF" w:color="auto" w:val="clear"/>
+            <w:tcMar>
+              <w:top w:type="dxa" w:w="25"/>
+              <w:left w:type="dxa" w:w="80"/>
+              <w:bottom w:type="dxa" w:w="25"/>
+              <w:right w:type="dxa" w:w="80"/>
+            </w:tcMar>
+            <w:vAlign w:val="center"/>
+          </w:tcPr>
+          <w:p>
+            <w:pPr>
+              <w:spacing w:line="216" w:lineRule="auto"/>
+              <w:jc w:val="left"/>
+            </w:pPr>
+            <w:r>
+              <w:rPr>
+                <w:rFonts w:ascii="Arial" w:cs="Arial" w:eastAsia="Arial" w:hAnsi="Arial"/>
+                <w:b w:val="false"/>
+                <w:bCs w:val="false"/>
+                <w:color w:val="1A1A1A"/>
+                <w:sz w:val="13"/>
+                <w:szCs w:val="13"/>
+              </w:rPr>
+              <w:t xml:space="preserve">WACC nominal 8,72% (5,55% real, Nota 11) en todos los períodos</w:t>
+            </w:r>
+          </w:p>
+        </w:tc>
+        <w:tc>
+          <w:tcPr>
+            <w:tcW w:type="dxa" w:w="1100"/>
+            <w:tcBorders>
+              <w:top w:val="none" w:color="FFFFFF" w:sz="0"/>
+              <w:left w:val="none" w:color="FFFFFF" w:sz="0"/>
+              <w:bottom w:val="single" w:color="D5D9E0" w:sz="4"/>
+              <w:right w:val="none" w:color="FFFFFF" w:sz="0"/>
+            </w:tcBorders>
+            <w:shd w:fill="FFFFFF" w:color="auto" w:val="clear"/>
+            <w:tcMar>
+              <w:top w:type="dxa" w:w="25"/>
+              <w:left w:type="dxa" w:w="80"/>
+              <w:bottom w:type="dxa" w:w="25"/>
+              <w:right w:type="dxa" w:w="80"/>
+            </w:tcMar>
+            <w:vAlign w:val="center"/>
+          </w:tcPr>
+          <w:p>
+            <w:pPr>
+              <w:spacing w:line="216" w:lineRule="auto"/>
+              <w:jc w:val="right"/>
+            </w:pPr>
+            <w:r>
+              <w:rPr>
+                <w:rFonts w:ascii="Arial" w:cs="Arial" w:eastAsia="Arial" w:hAnsi="Arial"/>
+                <w:b w:val="false"/>
+                <w:bCs w:val="false"/>
+                <w:color w:val="1A1A1A"/>
+                <w:sz w:val="13"/>
+                <w:szCs w:val="13"/>
+              </w:rPr>
+              <w:t xml:space="preserve">2.679</w:t>
+            </w:r>
+          </w:p>
+        </w:tc>
+        <w:tc>
+          <w:tcPr>
+            <w:tcW w:type="dxa" w:w="1200"/>
+            <w:tcBorders>
+              <w:top w:val="none" w:color="FFFFFF" w:sz="0"/>
+              <w:left w:val="none" w:color="FFFFFF" w:sz="0"/>
+              <w:bottom w:val="single" w:color="D5D9E0" w:sz="4"/>
+              <w:right w:val="none" w:color="FFFFFF" w:sz="0"/>
+            </w:tcBorders>
+            <w:shd w:fill="FFFFFF" w:color="auto" w:val="clear"/>
+            <w:tcMar>
+              <w:top w:type="dxa" w:w="25"/>
+              <w:left w:type="dxa" w:w="80"/>
+              <w:bottom w:type="dxa" w:w="25"/>
+              <w:right w:type="dxa" w:w="80"/>
+            </w:tcMar>
+            <w:vAlign w:val="center"/>
+          </w:tcPr>
+          <w:p>
+            <w:pPr>
+              <w:spacing w:line="216" w:lineRule="auto"/>
+              <w:jc w:val="right"/>
+            </w:pPr>
+            <w:r>
+              <w:rPr>
+                <w:rFonts w:ascii="Arial" w:cs="Arial" w:eastAsia="Arial" w:hAnsi="Arial"/>
+                <w:b w:val="false"/>
+                <w:bCs w:val="false"/>
+                <w:color w:val="1A1A1A"/>
+                <w:sz w:val="13"/>
+                <w:szCs w:val="13"/>
+              </w:rPr>
+              <w:t xml:space="preserve">2.734</w:t>
+            </w:r>
+          </w:p>
+        </w:tc>
+        <w:tc>
+          <w:tcPr>
+            <w:tcW w:type="dxa" w:w="1000"/>
+            <w:tcBorders>
+              <w:top w:val="none" w:color="FFFFFF" w:sz="0"/>
+              <w:left w:val="none" w:color="FFFFFF" w:sz="0"/>
+              <w:bottom w:val="single" w:color="D5D9E0" w:sz="4"/>
+              <w:right w:val="none" w:color="FFFFFF" w:sz="0"/>
+            </w:tcBorders>
+            <w:shd w:fill="FFFFFF" w:color="auto" w:val="clear"/>
+            <w:tcMar>
+              <w:top w:type="dxa" w:w="25"/>
+              <w:left w:type="dxa" w:w="80"/>
+              <w:bottom w:type="dxa" w:w="25"/>
+              <w:right w:type="dxa" w:w="80"/>
+            </w:tcMar>
+            <w:vAlign w:val="center"/>
+          </w:tcPr>
+          <w:p>
+            <w:pPr>
+              <w:spacing w:line="216" w:lineRule="auto"/>
+              <w:jc w:val="right"/>
+            </w:pPr>
+            <w:r>
+              <w:rPr>
+                <w:rFonts w:ascii="Arial" w:cs="Arial" w:eastAsia="Arial" w:hAnsi="Arial"/>
+                <w:b w:val="false"/>
+                <w:bCs w:val="false"/>
+                <w:color w:val="1A1A1A"/>
+                <w:sz w:val="13"/>
+                <w:szCs w:val="13"/>
+              </w:rPr>
+              <w:t xml:space="preserve">−23,1%</w:t>
+            </w:r>
+          </w:p>
+        </w:tc>
+      </w:tr>
+    </w:tbl>
+    <w:p>
+      <w:pPr>
+        <w:spacing w:after="0" w:before="10" w:line="216" w:lineRule="auto"/>
+      </w:pPr>
+      <w:r>
+        <w:rPr>
+          <w:rFonts w:ascii="Arial" w:cs="Arial" w:eastAsia="Arial" w:hAnsi="Arial"/>
+          <w:color w:val="5F5F5F"/>
+          <w:sz w:val="11"/>
+          <w:szCs w:val="11"/>
+        </w:rPr>
+        <w:t xml:space="preserve">Bear y bull son escenarios extremos ilustrativos, sin probabilidad asignada: la probabilidad de los resultados se estima con la simulación de la sección siguiente. Fuente: análisis del equipo.</w:t>
+      </w:r>
+    </w:p>
+    <w:p>
+      <w:pPr>
+        <w:pBdr>
+          <w:bottom w:val="single" w:color="E9004B" w:sz="8" w:space="1"/>
+        </w:pBdr>
+        <w:spacing w:after="50" w:before="120"/>
+      </w:pPr>
+      <w:r>
+        <w:rPr>
+          <w:rFonts w:ascii="Arial" w:cs="Arial" w:eastAsia="Arial" w:hAnsi="Arial"/>
+          <w:b/>
+          <w:bCs/>
+          <w:color w:val="14284B"/>
+          <w:sz w:val="16"/>
+          <w:szCs w:val="16"/>
+        </w:rPr>
+        <w:t xml:space="preserve">MONTE CARLO: DISTRIBUCIÓN DEL PRECIO OBJETIVO</w:t>
+      </w:r>
+    </w:p>
+    <w:tbl>
+      <w:tblPr>
+        <w:tblW w:type="dxa" w:w="10666"/>
+        <w:tblBorders>
+          <w:top w:val="none" w:color="FFFFFF" w:sz="0"/>
+          <w:left w:val="none" w:color="FFFFFF" w:sz="0"/>
+          <w:bottom w:val="none" w:color="FFFFFF" w:sz="0"/>
+          <w:right w:val="none" w:color="FFFFFF" w:sz="0"/>
+          <w:insideH w:val="none" w:color="FFFFFF" w:sz="0"/>
+          <w:insideV w:val="none" w:color="FFFFFF" w:sz="0"/>
+        </w:tblBorders>
+      </w:tblPr>
+      <w:tblGrid>
+        <w:gridCol w:w="5225"/>
+        <w:gridCol w:w="216"/>
+        <w:gridCol w:w="5225"/>
+      </w:tblGrid>
+      <w:tr>
+        <w:trPr>
+          <w:cantSplit/>
+        </w:trPr>
+        <w:tc>
+          <w:tcPr>
+            <w:tcW w:type="dxa" w:w="5225"/>
+            <w:tcBorders>
+              <w:top w:val="none" w:color="FFFFFF" w:sz="0"/>
+              <w:left w:val="none" w:color="FFFFFF" w:sz="0"/>
+              <w:bottom w:val="none" w:color="FFFFFF" w:sz="0"/>
+              <w:right w:val="none" w:color="FFFFFF" w:sz="0"/>
+            </w:tcBorders>
+            <w:tcMar>
+              <w:top w:type="dxa" w:w="0"/>
+              <w:left w:type="dxa" w:w="0"/>
+              <w:bottom w:type="dxa" w:w="0"/>
+              <w:right w:type="dxa" w:w="0"/>
+            </w:tcMar>
+            <w:vAlign w:val="top"/>
+          </w:tcPr>
+          <w:tbl>
+            <w:tblPr>
+              <w:tblW w:type="dxa" w:w="4900"/>
+              <w:tblBorders>
+                <w:top w:val="none" w:color="FFFFFF" w:sz="0"/>
+                <w:left w:val="none" w:color="FFFFFF" w:sz="0"/>
+                <w:bottom w:val="none" w:color="FFFFFF" w:sz="0"/>
+                <w:right w:val="none" w:color="FFFFFF" w:sz="0"/>
+                <w:insideH w:val="none" w:color="FFFFFF" w:sz="0"/>
+                <w:insideV w:val="none" w:color="FFFFFF" w:sz="0"/>
+              </w:tblBorders>
+            </w:tblPr>
+            <w:tblGrid>
+              <w:gridCol w:w="3400"/>
+              <w:gridCol w:w="1500"/>
+            </w:tblGrid>
+            <w:tr>
+              <w:trPr>
+                <w:tblHeader/>
+              </w:trPr>
+              <w:tc>
+                <w:tcPr>
+                  <w:tcW w:type="dxa" w:w="3400"/>
+                  <w:tcBorders>
+                    <w:top w:val="none" w:color="FFFFFF" w:sz="0"/>
+                    <w:left w:val="none" w:color="FFFFFF" w:sz="0"/>
+                    <w:bottom w:val="none" w:color="FFFFFF" w:sz="0"/>
+                    <w:right w:val="none" w:color="FFFFFF" w:sz="0"/>
+                  </w:tcBorders>
+                  <w:shd w:fill="14284B" w:color="auto" w:val="clear"/>
+                  <w:tcMar>
+                    <w:top w:type="dxa" w:w="35"/>
+                    <w:left w:type="dxa" w:w="80"/>
+                    <w:bottom w:type="dxa" w:w="35"/>
+                    <w:right w:type="dxa" w:w="80"/>
+                  </w:tcMar>
+                </w:tcPr>
+                <w:p>
+                  <w:pPr>
+                    <w:jc w:val="left"/>
+                  </w:pPr>
+                  <w:r>
+                    <w:rPr>
+                      <w:rFonts w:ascii="Arial" w:cs="Arial" w:eastAsia="Arial" w:hAnsi="Arial"/>
+                      <w:b/>
+                      <w:bCs/>
+                      <w:color w:val="FFFFFF"/>
+                      <w:sz w:val="13"/>
+                      <w:szCs w:val="13"/>
+                    </w:rPr>
+                    <w:t xml:space="preserve">Precio objetivo simulado (CLP)</w:t>
+                  </w:r>
+                </w:p>
+              </w:tc>
+              <w:tc>
+                <w:tcPr>
+                  <w:tcW w:type="dxa" w:w="1500"/>
+                  <w:tcBorders>
+                    <w:top w:val="none" w:color="FFFFFF" w:sz="0"/>
+                    <w:left w:val="none" w:color="FFFFFF" w:sz="0"/>
+                    <w:bottom w:val="none" w:color="FFFFFF" w:sz="0"/>
+                    <w:right w:val="none" w:color="FFFFFF" w:sz="0"/>
+                  </w:tcBorders>
+                  <w:shd w:fill="14284B" w:color="auto" w:val="clear"/>
+                  <w:tcMar>
+                    <w:top w:type="dxa" w:w="35"/>
+                    <w:left w:type="dxa" w:w="80"/>
+                    <w:bottom w:type="dxa" w:w="35"/>
+                    <w:right w:type="dxa" w:w="80"/>
+                  </w:tcMar>
+                </w:tcPr>
+                <w:p>
+                  <w:pPr>
+                    <w:jc w:val="right"/>
+                  </w:pPr>
+                  <w:r>
+                    <w:rPr>
+                      <w:rFonts w:ascii="Arial" w:cs="Arial" w:eastAsia="Arial" w:hAnsi="Arial"/>
+                      <w:b/>
+                      <w:bCs/>
+                      <w:color w:val="FFFFFF"/>
+                      <w:sz w:val="13"/>
+                      <w:szCs w:val="13"/>
+                    </w:rPr>
+                    <w:t xml:space="preserve">Valor</w:t>
+                  </w:r>
+                </w:p>
+              </w:tc>
+            </w:tr>
+            <w:tr>
+              <w:tc>
+                <w:tcPr>
+                  <w:tcW w:type="dxa" w:w="3400"/>
+                  <w:tcBorders>
+                    <w:top w:val="none" w:color="FFFFFF" w:sz="0"/>
+                    <w:left w:val="none" w:color="FFFFFF" w:sz="0"/>
+                    <w:bottom w:val="single" w:color="D5D9E0" w:sz="4"/>
+                    <w:right w:val="none" w:color="FFFFFF" w:sz="0"/>
+                  </w:tcBorders>
+                  <w:shd w:fill="F7F8FB" w:color="auto" w:val="clear"/>
+                  <w:tcMar>
+                    <w:top w:type="dxa" w:w="25"/>
+                    <w:left w:type="dxa" w:w="80"/>
+                    <w:bottom w:type="dxa" w:w="25"/>
+                    <w:right w:type="dxa" w:w="80"/>
+                  </w:tcMar>
+                  <w:vAlign w:val="center"/>
+                </w:tcPr>
+                <w:p>
+                  <w:pPr>
+                    <w:spacing w:line="216" w:lineRule="auto"/>
+                    <w:jc w:val="left"/>
+                  </w:pPr>
+                  <w:r>
+                    <w:rPr>
+                      <w:rFonts w:ascii="Arial" w:cs="Arial" w:eastAsia="Arial" w:hAnsi="Arial"/>
+                      <w:b w:val="false"/>
+                      <w:bCs w:val="false"/>
+                      <w:color w:val="1A1A1A"/>
+                      <w:sz w:val="13"/>
+                      <w:szCs w:val="13"/>
+                    </w:rPr>
+                    <w:t xml:space="preserve">Media</w:t>
+                  </w:r>
+                </w:p>
+              </w:tc>
+              <w:tc>
+                <w:tcPr>
+                  <w:tcW w:type="dxa" w:w="1500"/>
+                  <w:tcBorders>
+                    <w:top w:val="none" w:color="FFFFFF" w:sz="0"/>
+                    <w:left w:val="none" w:color="FFFFFF" w:sz="0"/>
+                    <w:bottom w:val="single" w:color="D5D9E0" w:sz="4"/>
+                    <w:right w:val="none" w:color="FFFFFF" w:sz="0"/>
+                  </w:tcBorders>
+                  <w:shd w:fill="F7F8FB" w:color="auto" w:val="clear"/>
+                  <w:tcMar>
+                    <w:top w:type="dxa" w:w="25"/>
+                    <w:left w:type="dxa" w:w="80"/>
+                    <w:bottom w:type="dxa" w:w="25"/>
+                    <w:right w:type="dxa" w:w="80"/>
+                  </w:tcMar>
+                  <w:vAlign w:val="center"/>
+                </w:tcPr>
+                <w:p>
+                  <w:pPr>
+                    <w:spacing w:line="216" w:lineRule="auto"/>
+                    <w:jc w:val="right"/>
+                  </w:pPr>
+                  <w:r>
+                    <w:rPr>
+                      <w:rFonts w:ascii="Arial" w:cs="Arial" w:eastAsia="Arial" w:hAnsi="Arial"/>
+                      <w:b w:val="false"/>
+                      <w:bCs w:val="false"/>
+                      <w:color w:val="1A1A1A"/>
+                      <w:sz w:val="13"/>
+                      <w:szCs w:val="13"/>
+                    </w:rPr>
+                    <w:t xml:space="preserve">2.057</w:t>
+                  </w:r>
+                </w:p>
+              </w:tc>
+            </w:tr>
+            <w:tr>
+              <w:tc>
+                <w:tcPr>
+                  <w:tcW w:type="dxa" w:w="3400"/>
+                  <w:tcBorders>
+                    <w:top w:val="none" w:color="FFFFFF" w:sz="0"/>
+                    <w:left w:val="none" w:color="FFFFFF" w:sz="0"/>
+                    <w:bottom w:val="single" w:color="D5D9E0" w:sz="4"/>
+                    <w:right w:val="none" w:color="FFFFFF" w:sz="0"/>
+                  </w:tcBorders>
+                  <w:shd w:fill="FFFFFF" w:color="auto" w:val="clear"/>
+                  <w:tcMar>
+                    <w:top w:type="dxa" w:w="25"/>
+                    <w:left w:type="dxa" w:w="80"/>
+                    <w:bottom w:type="dxa" w:w="25"/>
+                    <w:right w:type="dxa" w:w="80"/>
+                  </w:tcMar>
+                  <w:vAlign w:val="center"/>
+                </w:tcPr>
+                <w:p>
+                  <w:pPr>
+                    <w:spacing w:line="216" w:lineRule="auto"/>
+                    <w:jc w:val="left"/>
+                  </w:pPr>
+                  <w:r>
+                    <w:rPr>
+                      <w:rFonts w:ascii="Arial" w:cs="Arial" w:eastAsia="Arial" w:hAnsi="Arial"/>
+                      <w:b w:val="false"/>
+                      <w:bCs w:val="false"/>
+                      <w:color w:val="1A1A1A"/>
+                      <w:sz w:val="13"/>
+                      <w:szCs w:val="13"/>
+                    </w:rPr>
+                    <w:t xml:space="preserve">Mediana</w:t>
+                  </w:r>
+                </w:p>
+              </w:tc>
+              <w:tc>
+                <w:tcPr>
+                  <w:tcW w:type="dxa" w:w="1500"/>
+                  <w:tcBorders>
+                    <w:top w:val="none" w:color="FFFFFF" w:sz="0"/>
+                    <w:left w:val="none" w:color="FFFFFF" w:sz="0"/>
+                    <w:bottom w:val="single" w:color="D5D9E0" w:sz="4"/>
+                    <w:right w:val="none" w:color="FFFFFF" w:sz="0"/>
+                  </w:tcBorders>
+                  <w:shd w:fill="FFFFFF" w:color="auto" w:val="clear"/>
+                  <w:tcMar>
+                    <w:top w:type="dxa" w:w="25"/>
+                    <w:left w:type="dxa" w:w="80"/>
+                    <w:bottom w:type="dxa" w:w="25"/>
+                    <w:right w:type="dxa" w:w="80"/>
+                  </w:tcMar>
+                  <w:vAlign w:val="center"/>
+                </w:tcPr>
+                <w:p>
+                  <w:pPr>
+                    <w:spacing w:line="216" w:lineRule="auto"/>
+                    <w:jc w:val="right"/>
+                  </w:pPr>
+                  <w:r>
+                    <w:rPr>
+                      <w:rFonts w:ascii="Arial" w:cs="Arial" w:eastAsia="Arial" w:hAnsi="Arial"/>
+                      <w:b w:val="false"/>
+                      <w:bCs w:val="false"/>
+                      <w:color w:val="1A1A1A"/>
+                      <w:sz w:val="13"/>
+                      <w:szCs w:val="13"/>
+                    </w:rPr>
+                    <w:t xml:space="preserve">2.047</w:t>
+                  </w:r>
+                </w:p>
+              </w:tc>
+            </w:tr>
+            <w:tr>
+              <w:tc>
+                <w:tcPr>
+                  <w:tcW w:type="dxa" w:w="3400"/>
+                  <w:tcBorders>
+                    <w:top w:val="none" w:color="FFFFFF" w:sz="0"/>
+                    <w:left w:val="none" w:color="FFFFFF" w:sz="0"/>
+                    <w:bottom w:val="single" w:color="D5D9E0" w:sz="4"/>
+                    <w:right w:val="none" w:color="FFFFFF" w:sz="0"/>
+                  </w:tcBorders>
+                  <w:shd w:fill="F7F8FB" w:color="auto" w:val="clear"/>
+                  <w:tcMar>
+                    <w:top w:type="dxa" w:w="25"/>
+                    <w:left w:type="dxa" w:w="80"/>
+                    <w:bottom w:type="dxa" w:w="25"/>
+                    <w:right w:type="dxa" w:w="80"/>
+                  </w:tcMar>
+                  <w:vAlign w:val="center"/>
+                </w:tcPr>
+                <w:p>
+                  <w:pPr>
+                    <w:spacing w:line="216" w:lineRule="auto"/>
+                    <w:jc w:val="left"/>
+                  </w:pPr>
+                  <w:r>
+                    <w:rPr>
+                      <w:rFonts w:ascii="Arial" w:cs="Arial" w:eastAsia="Arial" w:hAnsi="Arial"/>
+                      <w:b w:val="false"/>
+                      <w:bCs w:val="false"/>
+                      <w:color w:val="1A1A1A"/>
+                      <w:sz w:val="13"/>
+                      <w:szCs w:val="13"/>
+                    </w:rPr>
+                    <w:t xml:space="preserve">Desviación estándar</w:t>
+                  </w:r>
+                </w:p>
+              </w:tc>
+              <w:tc>
+                <w:tcPr>
+                  <w:tcW w:type="dxa" w:w="1500"/>
+                  <w:tcBorders>
+                    <w:top w:val="none" w:color="FFFFFF" w:sz="0"/>
+                    <w:left w:val="none" w:color="FFFFFF" w:sz="0"/>
+                    <w:bottom w:val="single" w:color="D5D9E0" w:sz="4"/>
+                    <w:right w:val="none" w:color="FFFFFF" w:sz="0"/>
+                  </w:tcBorders>
+                  <w:shd w:fill="F7F8FB" w:color="auto" w:val="clear"/>
+                  <w:tcMar>
+                    <w:top w:type="dxa" w:w="25"/>
+                    <w:left w:type="dxa" w:w="80"/>
+                    <w:bottom w:type="dxa" w:w="25"/>
+                    <w:right w:type="dxa" w:w="80"/>
+                  </w:tcMar>
+                  <w:vAlign w:val="center"/>
+                </w:tcPr>
+                <w:p>
+                  <w:pPr>
+                    <w:spacing w:line="216" w:lineRule="auto"/>
+                    <w:jc w:val="right"/>
+                  </w:pPr>
+                  <w:r>
+                    <w:rPr>
+                      <w:rFonts w:ascii="Arial" w:cs="Arial" w:eastAsia="Arial" w:hAnsi="Arial"/>
+                      <w:b w:val="false"/>
+                      <w:bCs w:val="false"/>
+                      <w:color w:val="1A1A1A"/>
+                      <w:sz w:val="13"/>
+                      <w:szCs w:val="13"/>
+                    </w:rPr>
+                    <w:t xml:space="preserve">168</w:t>
+                  </w:r>
+                </w:p>
+              </w:tc>
+            </w:tr>
+            <w:tr>
+              <w:tc>
+                <w:tcPr>
+                  <w:tcW w:type="dxa" w:w="3400"/>
+                  <w:tcBorders>
+                    <w:top w:val="none" w:color="FFFFFF" w:sz="0"/>
+                    <w:left w:val="none" w:color="FFFFFF" w:sz="0"/>
+                    <w:bottom w:val="single" w:color="D5D9E0" w:sz="4"/>
+                    <w:right w:val="none" w:color="FFFFFF" w:sz="0"/>
+                  </w:tcBorders>
+                  <w:shd w:fill="FFFFFF" w:color="auto" w:val="clear"/>
+                  <w:tcMar>
+                    <w:top w:type="dxa" w:w="25"/>
+                    <w:left w:type="dxa" w:w="80"/>
+                    <w:bottom w:type="dxa" w:w="25"/>
+                    <w:right w:type="dxa" w:w="80"/>
+                  </w:tcMar>
+                  <w:vAlign w:val="center"/>
+                </w:tcPr>
+                <w:p>
+                  <w:pPr>
+                    <w:spacing w:line="216" w:lineRule="auto"/>
+                    <w:jc w:val="left"/>
+                  </w:pPr>
+                  <w:r>
+                    <w:rPr>
+                      <w:rFonts w:ascii="Arial" w:cs="Arial" w:eastAsia="Arial" w:hAnsi="Arial"/>
+                      <w:b w:val="false"/>
+                      <w:bCs w:val="false"/>
+                      <w:color w:val="1A1A1A"/>
+                      <w:sz w:val="13"/>
+                      <w:szCs w:val="13"/>
+                    </w:rPr>
+                    <w:t xml:space="preserve">P5 / P25</w:t>
+                  </w:r>
+                </w:p>
+              </w:tc>
+              <w:tc>
+                <w:tcPr>
+                  <w:tcW w:type="dxa" w:w="1500"/>
+                  <w:tcBorders>
+                    <w:top w:val="none" w:color="FFFFFF" w:sz="0"/>
+                    <w:left w:val="none" w:color="FFFFFF" w:sz="0"/>
+                    <w:bottom w:val="single" w:color="D5D9E0" w:sz="4"/>
+                    <w:right w:val="none" w:color="FFFFFF" w:sz="0"/>
+                  </w:tcBorders>
+                  <w:shd w:fill="FFFFFF" w:color="auto" w:val="clear"/>
+                  <w:tcMar>
+                    <w:top w:type="dxa" w:w="25"/>
+                    <w:left w:type="dxa" w:w="80"/>
+                    <w:bottom w:type="dxa" w:w="25"/>
+                    <w:right w:type="dxa" w:w="80"/>
+                  </w:tcMar>
+                  <w:vAlign w:val="center"/>
+                </w:tcPr>
+                <w:p>
+                  <w:pPr>
+                    <w:spacing w:line="216" w:lineRule="auto"/>
+                    <w:jc w:val="right"/>
+                  </w:pPr>
+                  <w:r>
+                    <w:rPr>
+                      <w:rFonts w:ascii="Arial" w:cs="Arial" w:eastAsia="Arial" w:hAnsi="Arial"/>
+                      <w:b w:val="false"/>
+                      <w:bCs w:val="false"/>
+                      <w:color w:val="1A1A1A"/>
+                      <w:sz w:val="13"/>
+                      <w:szCs w:val="13"/>
+                    </w:rPr>
+                    <w:t xml:space="preserve">1.799 / 1.940</w:t>
+                  </w:r>
+                </w:p>
+              </w:tc>
+            </w:tr>
+            <w:tr>
+              <w:tc>
+                <w:tcPr>
+                  <w:tcW w:type="dxa" w:w="3400"/>
+                  <w:tcBorders>
+                    <w:top w:val="none" w:color="FFFFFF" w:sz="0"/>
+                    <w:left w:val="none" w:color="FFFFFF" w:sz="0"/>
+                    <w:bottom w:val="single" w:color="D5D9E0" w:sz="4"/>
+                    <w:right w:val="none" w:color="FFFFFF" w:sz="0"/>
+                  </w:tcBorders>
+                  <w:shd w:fill="F7F8FB" w:color="auto" w:val="clear"/>
+                  <w:tcMar>
+                    <w:top w:type="dxa" w:w="25"/>
+                    <w:left w:type="dxa" w:w="80"/>
+                    <w:bottom w:type="dxa" w:w="25"/>
+                    <w:right w:type="dxa" w:w="80"/>
+                  </w:tcMar>
+                  <w:vAlign w:val="center"/>
+                </w:tcPr>
+                <w:p>
+                  <w:pPr>
+                    <w:spacing w:line="216" w:lineRule="auto"/>
+                    <w:jc w:val="left"/>
+                  </w:pPr>
+                  <w:r>
+                    <w:rPr>
+                      <w:rFonts w:ascii="Arial" w:cs="Arial" w:eastAsia="Arial" w:hAnsi="Arial"/>
+                      <w:b w:val="false"/>
+                      <w:bCs w:val="false"/>
+                      <w:color w:val="1A1A1A"/>
+                      <w:sz w:val="13"/>
+                      <w:szCs w:val="13"/>
+                    </w:rPr>
+                    <w:t xml:space="preserve">P75 / P95</w:t>
+                  </w:r>
+                </w:p>
+              </w:tc>
+              <w:tc>
+                <w:tcPr>
+                  <w:tcW w:type="dxa" w:w="1500"/>
+                  <w:tcBorders>
+                    <w:top w:val="none" w:color="FFFFFF" w:sz="0"/>
+                    <w:left w:val="none" w:color="FFFFFF" w:sz="0"/>
+                    <w:bottom w:val="single" w:color="D5D9E0" w:sz="4"/>
+                    <w:right w:val="none" w:color="FFFFFF" w:sz="0"/>
+                  </w:tcBorders>
+                  <w:shd w:fill="F7F8FB" w:color="auto" w:val="clear"/>
+                  <w:tcMar>
+                    <w:top w:type="dxa" w:w="25"/>
+                    <w:left w:type="dxa" w:w="80"/>
+                    <w:bottom w:type="dxa" w:w="25"/>
+                    <w:right w:type="dxa" w:w="80"/>
+                  </w:tcMar>
+                  <w:vAlign w:val="center"/>
+                </w:tcPr>
+                <w:p>
+                  <w:pPr>
+                    <w:spacing w:line="216" w:lineRule="auto"/>
+                    <w:jc w:val="right"/>
+                  </w:pPr>
+                  <w:r>
+                    <w:rPr>
+                      <w:rFonts w:ascii="Arial" w:cs="Arial" w:eastAsia="Arial" w:hAnsi="Arial"/>
+                      <w:b w:val="false"/>
+                      <w:bCs w:val="false"/>
+                      <w:color w:val="1A1A1A"/>
+                      <w:sz w:val="13"/>
+                      <w:szCs w:val="13"/>
+                    </w:rPr>
+                    <w:t xml:space="preserve">2.164 / 2.354</w:t>
+                  </w:r>
+                </w:p>
+              </w:tc>
+            </w:tr>
+            <w:tr>
+              <w:tc>
+                <w:tcPr>
+                  <w:tcW w:type="dxa" w:w="3400"/>
+                  <w:tcBorders>
+                    <w:top w:val="none" w:color="FFFFFF" w:sz="0"/>
+                    <w:left w:val="none" w:color="FFFFFF" w:sz="0"/>
+                    <w:bottom w:val="single" w:color="D5D9E0" w:sz="4"/>
+                    <w:right w:val="none" w:color="FFFFFF" w:sz="0"/>
+                  </w:tcBorders>
+                  <w:shd w:fill="FFFFFF" w:color="auto" w:val="clear"/>
+                  <w:tcMar>
+                    <w:top w:type="dxa" w:w="25"/>
+                    <w:left w:type="dxa" w:w="80"/>
+                    <w:bottom w:type="dxa" w:w="25"/>
+                    <w:right w:type="dxa" w:w="80"/>
+                  </w:tcMar>
+                  <w:vAlign w:val="center"/>
+                </w:tcPr>
+                <w:p>
+                  <w:pPr>
+                    <w:spacing w:line="216" w:lineRule="auto"/>
+                    <w:jc w:val="left"/>
+                  </w:pPr>
+                  <w:r>
+                    <w:rPr>
+                      <w:rFonts w:ascii="Arial" w:cs="Arial" w:eastAsia="Arial" w:hAnsi="Arial"/>
+                      <w:b w:val="false"/>
+                      <w:bCs w:val="false"/>
+                      <w:color w:val="1A1A1A"/>
+                      <w:sz w:val="13"/>
+                      <w:szCs w:val="13"/>
+                    </w:rPr>
+                    <w:t xml:space="preserve">Prob. objetivo ≥ CLP 3.555 (precio)</w:t>
+                  </w:r>
+                </w:p>
+              </w:tc>
+              <w:tc>
+                <w:tcPr>
+                  <w:tcW w:type="dxa" w:w="1500"/>
+                  <w:tcBorders>
+                    <w:top w:val="none" w:color="FFFFFF" w:sz="0"/>
+                    <w:left w:val="none" w:color="FFFFFF" w:sz="0"/>
+                    <w:bottom w:val="single" w:color="D5D9E0" w:sz="4"/>
+                    <w:right w:val="none" w:color="FFFFFF" w:sz="0"/>
+                  </w:tcBorders>
+                  <w:shd w:fill="FFFFFF" w:color="auto" w:val="clear"/>
+                  <w:tcMar>
+                    <w:top w:type="dxa" w:w="25"/>
+                    <w:left w:type="dxa" w:w="80"/>
+                    <w:bottom w:type="dxa" w:w="25"/>
+                    <w:right w:type="dxa" w:w="80"/>
+                  </w:tcMar>
+                  <w:vAlign w:val="center"/>
+                </w:tcPr>
+                <w:p>
+                  <w:pPr>
+                    <w:spacing w:line="216" w:lineRule="auto"/>
+                    <w:jc w:val="right"/>
+                  </w:pPr>
+                  <w:r>
+                    <w:rPr>
+                      <w:rFonts w:ascii="Arial" w:cs="Arial" w:eastAsia="Arial" w:hAnsi="Arial"/>
+                      <w:b w:val="false"/>
+                      <w:bCs w:val="false"/>
+                      <w:color w:val="1A1A1A"/>
+                      <w:sz w:val="13"/>
+                      <w:szCs w:val="13"/>
+                    </w:rPr>
+                    <w:t xml:space="preserve">0,0%</w:t>
+                  </w:r>
+                </w:p>
+              </w:tc>
+            </w:tr>
+            <w:tr>
+              <w:tc>
+                <w:tcPr>
+                  <w:tcW w:type="dxa" w:w="3400"/>
+                  <w:tcBorders>
+                    <w:top w:val="none" w:color="FFFFFF" w:sz="0"/>
+                    <w:left w:val="none" w:color="FFFFFF" w:sz="0"/>
+                    <w:bottom w:val="single" w:color="D5D9E0" w:sz="4"/>
+                    <w:right w:val="none" w:color="FFFFFF" w:sz="0"/>
+                  </w:tcBorders>
+                  <w:shd w:fill="F7F8FB" w:color="auto" w:val="clear"/>
+                  <w:tcMar>
+                    <w:top w:type="dxa" w:w="25"/>
+                    <w:left w:type="dxa" w:w="80"/>
+                    <w:bottom w:type="dxa" w:w="25"/>
+                    <w:right w:type="dxa" w:w="80"/>
+                  </w:tcMar>
+                  <w:vAlign w:val="center"/>
+                </w:tcPr>
+                <w:p>
+                  <w:pPr>
+                    <w:spacing w:line="216" w:lineRule="auto"/>
+                    <w:jc w:val="left"/>
+                  </w:pPr>
+                  <w:r>
+                    <w:rPr>
+                      <w:rFonts w:ascii="Arial" w:cs="Arial" w:eastAsia="Arial" w:hAnsi="Arial"/>
+                      <w:b w:val="false"/>
+                      <w:bCs w:val="false"/>
+                      <w:color w:val="1A1A1A"/>
+                      <w:sz w:val="13"/>
+                      <w:szCs w:val="13"/>
+                    </w:rPr>
+                    <w:t xml:space="preserve">Prob. objetivo ≥ CLP 4.111 (consenso)</w:t>
+                  </w:r>
+                </w:p>
+              </w:tc>
+              <w:tc>
+                <w:tcPr>
+                  <w:tcW w:type="dxa" w:w="1500"/>
+                  <w:tcBorders>
+                    <w:top w:val="none" w:color="FFFFFF" w:sz="0"/>
+                    <w:left w:val="none" w:color="FFFFFF" w:sz="0"/>
+                    <w:bottom w:val="single" w:color="D5D9E0" w:sz="4"/>
+                    <w:right w:val="none" w:color="FFFFFF" w:sz="0"/>
+                  </w:tcBorders>
+                  <w:shd w:fill="F7F8FB" w:color="auto" w:val="clear"/>
+                  <w:tcMar>
+                    <w:top w:type="dxa" w:w="25"/>
+                    <w:left w:type="dxa" w:w="80"/>
+                    <w:bottom w:type="dxa" w:w="25"/>
+                    <w:right w:type="dxa" w:w="80"/>
+                  </w:tcMar>
+                  <w:vAlign w:val="center"/>
+                </w:tcPr>
+                <w:p>
+                  <w:pPr>
+                    <w:spacing w:line="216" w:lineRule="auto"/>
+                    <w:jc w:val="right"/>
+                  </w:pPr>
+                  <w:r>
+                    <w:rPr>
+                      <w:rFonts w:ascii="Arial" w:cs="Arial" w:eastAsia="Arial" w:hAnsi="Arial"/>
+                      <w:b w:val="false"/>
+                      <w:bCs w:val="false"/>
+                      <w:color w:val="1A1A1A"/>
+                      <w:sz w:val="13"/>
+                      <w:szCs w:val="13"/>
+                    </w:rPr>
+                    <w:t xml:space="preserve">0,0%</w:t>
+                  </w:r>
+                </w:p>
+              </w:tc>
+            </w:tr>
+            <w:tr>
+              <w:tc>
+                <w:tcPr>
+                  <w:tcW w:type="dxa" w:w="3400"/>
+                  <w:tcBorders>
+                    <w:top w:val="none" w:color="FFFFFF" w:sz="0"/>
+                    <w:left w:val="none" w:color="FFFFFF" w:sz="0"/>
+                    <w:bottom w:val="single" w:color="D5D9E0" w:sz="4"/>
+                    <w:right w:val="none" w:color="FFFFFF" w:sz="0"/>
+                  </w:tcBorders>
+                  <w:shd w:fill="FFFFFF" w:color="auto" w:val="clear"/>
+                  <w:tcMar>
+                    <w:top w:type="dxa" w:w="25"/>
+                    <w:left w:type="dxa" w:w="80"/>
+                    <w:bottom w:type="dxa" w:w="25"/>
+                    <w:right w:type="dxa" w:w="80"/>
+                  </w:tcMar>
+                  <w:vAlign w:val="center"/>
+                </w:tcPr>
+                <w:p>
+                  <w:pPr>
+                    <w:spacing w:line="216" w:lineRule="auto"/>
+                    <w:jc w:val="left"/>
+                  </w:pPr>
+                  <w:r>
+                    <w:rPr>
+                      <w:rFonts w:ascii="Arial" w:cs="Arial" w:eastAsia="Arial" w:hAnsi="Arial"/>
+                      <w:b w:val="false"/>
+                      <w:bCs w:val="false"/>
+                      <w:color w:val="1A1A1A"/>
+                      <w:sz w:val="13"/>
+                      <w:szCs w:val="13"/>
+                    </w:rPr>
+                    <w:t xml:space="preserve">Prob. objetivo &lt; CLP 2.077 (caso base)</w:t>
+                  </w:r>
+                </w:p>
+              </w:tc>
+              <w:tc>
+                <w:tcPr>
+                  <w:tcW w:type="dxa" w:w="1500"/>
+                  <w:tcBorders>
+                    <w:top w:val="none" w:color="FFFFFF" w:sz="0"/>
+                    <w:left w:val="none" w:color="FFFFFF" w:sz="0"/>
+                    <w:bottom w:val="single" w:color="D5D9E0" w:sz="4"/>
+                    <w:right w:val="none" w:color="FFFFFF" w:sz="0"/>
+                  </w:tcBorders>
+                  <w:shd w:fill="FFFFFF" w:color="auto" w:val="clear"/>
+                  <w:tcMar>
+                    <w:top w:type="dxa" w:w="25"/>
+                    <w:left w:type="dxa" w:w="80"/>
+                    <w:bottom w:type="dxa" w:w="25"/>
+                    <w:right w:type="dxa" w:w="80"/>
+                  </w:tcMar>
+                  <w:vAlign w:val="center"/>
+                </w:tcPr>
+                <w:p>
+                  <w:pPr>
+                    <w:spacing w:line="216" w:lineRule="auto"/>
+                    <w:jc w:val="right"/>
+                  </w:pPr>
+                  <w:r>
+                    <w:rPr>
+                      <w:rFonts w:ascii="Arial" w:cs="Arial" w:eastAsia="Arial" w:hAnsi="Arial"/>
+                      <w:b w:val="false"/>
+                      <w:bCs w:val="false"/>
+                      <w:color w:val="1A1A1A"/>
+                      <w:sz w:val="13"/>
+                      <w:szCs w:val="13"/>
+                    </w:rPr>
+                    <w:t xml:space="preserve">57,3%</w:t>
+                  </w:r>
+                </w:p>
+              </w:tc>
+            </w:tr>
+          </w:tbl>
+          <w:p>
+            <w:pPr>
+              <w:spacing w:after="20" w:before="40"/>
+            </w:pPr>
+            <w:r>
+              <w:rPr>
+                <w:rFonts w:ascii="Arial" w:cs="Arial" w:eastAsia="Arial" w:hAnsi="Arial"/>
+                <w:color w:val="1A1A1A"/>
+                <w:sz w:val="13"/>
+                <w:szCs w:val="13"/>
+              </w:rPr>
+              <w:t xml:space="preserve">Contribución a la varianza (correlación de rangos): WACC 80,8%; Arriendo mismas tiendas 6,2%; Margen EBITDA 6,1%; g nominal 3,2%.</w:t>
+            </w:r>
+          </w:p>
+        </w:tc>
+        <w:tc>
+          <w:tcPr>
+            <w:tcW w:type="dxa" w:w="216"/>
+            <w:tcBorders>
+              <w:top w:val="none" w:color="FFFFFF" w:sz="0"/>
+              <w:left w:val="none" w:color="FFFFFF" w:sz="0"/>
+              <w:bottom w:val="none" w:color="FFFFFF" w:sz="0"/>
+              <w:right w:val="none" w:color="FFFFFF" w:sz="0"/>
+            </w:tcBorders>
+            <w:tcMar>
+              <w:top w:type="dxa" w:w="0"/>
+              <w:left w:type="dxa" w:w="0"/>
+              <w:bottom w:type="dxa" w:w="0"/>
+              <w:right w:type="dxa" w:w="0"/>
+            </w:tcMar>
+            <w:vAlign w:val="top"/>
+          </w:tcPr>
+          <w:p/>
+        </w:tc>
+        <w:tc>
+          <w:tcPr>
+            <w:tcW w:type="dxa" w:w="5225"/>
+            <w:tcBorders>
+              <w:top w:val="none" w:color="FFFFFF" w:sz="0"/>
+              <w:left w:val="none" w:color="FFFFFF" w:sz="0"/>
+              <w:bottom w:val="none" w:color="FFFFFF" w:sz="0"/>
+              <w:right w:val="none" w:color="FFFFFF" w:sz="0"/>
+            </w:tcBorders>
+            <w:tcMar>
+              <w:top w:type="dxa" w:w="0"/>
+              <w:left w:type="dxa" w:w="0"/>
+              <w:bottom w:type="dxa" w:w="0"/>
+              <w:right w:type="dxa" w:w="0"/>
+            </w:tcMar>
+            <w:vAlign w:val="top"/>
+          </w:tcPr>
+          <w:p>
+            <w:pPr>
+              <w:spacing w:after="30" w:before="20" w:line="228" w:lineRule="auto"/>
             </w:pPr>
             <w:r>
               <w:rPr>
                 <w:rFonts w:ascii="Arial" w:cs="Arial" w:eastAsia="Arial" w:hAnsi="Arial"/>
                 <w:b/>
                 <w:bCs/>
-                <w:color w:val="1A1A1A"/>
-                <w:sz w:val="13"/>
-                <w:szCs w:val="13"/>
-              </w:rPr>
-              <w:t xml:space="preserve">Base</w:t>
-            </w:r>
-          </w:p>
-        </w:tc>
-        <w:tc>
-          <w:tcPr>
-            <w:tcW w:type="dxa" w:w="5666"/>
-            <w:tcBorders>
-              <w:top w:val="none" w:color="FFFFFF" w:sz="0"/>
-              <w:left w:val="none" w:color="FFFFFF" w:sz="0"/>
-              <w:bottom w:val="single" w:color="D5D9E0" w:sz="4"/>
-              <w:right w:val="none" w:color="FFFFFF" w:sz="0"/>
-            </w:tcBorders>
-            <w:shd w:fill="FDF1CC" w:color="auto" w:val="clear"/>
-            <w:tcMar>
-              <w:top w:type="dxa" w:w="25"/>
-              <w:left w:type="dxa" w:w="80"/>
-              <w:bottom w:type="dxa" w:w="25"/>
-              <w:right w:type="dxa" w:w="80"/>
-            </w:tcMar>
-            <w:vAlign w:val="center"/>
-          </w:tcPr>
-          <w:p>
-            <w:pPr>
-              <w:spacing w:line="216" w:lineRule="auto"/>
-              <w:jc w:val="left"/>
-            </w:pPr>
-            <w:r>
-              <w:rPr>
-                <w:rFonts w:ascii="Arial" w:cs="Arial" w:eastAsia="Arial" w:hAnsi="Arial"/>
-                <w:b/>
-                <w:bCs/>
-                <w:color w:val="1A1A1A"/>
-                <w:sz w:val="13"/>
-                <w:szCs w:val="13"/>
-              </w:rPr>
-              <w:t xml:space="preserve">Central: modelo v4; WACC nominal 10,54% → 10,41%; g 3,0%; margen 79,7%</w:t>
-            </w:r>
-          </w:p>
-        </w:tc>
-        <w:tc>
-          <w:tcPr>
-            <w:tcW w:type="dxa" w:w="600"/>
-            <w:tcBorders>
-              <w:top w:val="none" w:color="FFFFFF" w:sz="0"/>
-              <w:left w:val="none" w:color="FFFFFF" w:sz="0"/>
-              <w:bottom w:val="single" w:color="D5D9E0" w:sz="4"/>
-              <w:right w:val="none" w:color="FFFFFF" w:sz="0"/>
-            </w:tcBorders>
-            <w:shd w:fill="FDF1CC" w:color="auto" w:val="clear"/>
-            <w:tcMar>
-              <w:top w:type="dxa" w:w="25"/>
-              <w:left w:type="dxa" w:w="80"/>
-              <w:bottom w:type="dxa" w:w="25"/>
-              <w:right w:type="dxa" w:w="80"/>
-            </w:tcMar>
-            <w:vAlign w:val="center"/>
-          </w:tcPr>
-          <w:p>
-            <w:pPr>
-              <w:spacing w:line="216" w:lineRule="auto"/>
-              <w:jc w:val="right"/>
-            </w:pPr>
-            <w:r>
-              <w:rPr>
-                <w:rFonts w:ascii="Arial" w:cs="Arial" w:eastAsia="Arial" w:hAnsi="Arial"/>
-                <w:b/>
-                <w:bCs/>
-                <w:color w:val="1A1A1A"/>
-                <w:sz w:val="13"/>
-                <w:szCs w:val="13"/>
-              </w:rPr>
-              <w:t xml:space="preserve">50%</w:t>
-            </w:r>
-          </w:p>
-        </w:tc>
-        <w:tc>
-          <w:tcPr>
-            <w:tcW w:type="dxa" w:w="1100"/>
-            <w:tcBorders>
-              <w:top w:val="none" w:color="FFFFFF" w:sz="0"/>
-              <w:left w:val="none" w:color="FFFFFF" w:sz="0"/>
-              <w:bottom w:val="single" w:color="D5D9E0" w:sz="4"/>
-              <w:right w:val="none" w:color="FFFFFF" w:sz="0"/>
-            </w:tcBorders>
-            <w:shd w:fill="FDF1CC" w:color="auto" w:val="clear"/>
-            <w:tcMar>
-              <w:top w:type="dxa" w:w="25"/>
-              <w:left w:type="dxa" w:w="80"/>
-              <w:bottom w:type="dxa" w:w="25"/>
-              <w:right w:type="dxa" w:w="80"/>
-            </w:tcMar>
-            <w:vAlign w:val="center"/>
-          </w:tcPr>
-          <w:p>
-            <w:pPr>
-              <w:spacing w:line="216" w:lineRule="auto"/>
-              <w:jc w:val="right"/>
-            </w:pPr>
-            <w:r>
-              <w:rPr>
-                <w:rFonts w:ascii="Arial" w:cs="Arial" w:eastAsia="Arial" w:hAnsi="Arial"/>
-                <w:b/>
-                <w:bCs/>
-                <w:color w:val="1A1A1A"/>
-                <w:sz w:val="13"/>
-                <w:szCs w:val="13"/>
-              </w:rPr>
-              <w:t xml:space="preserve">1.859</w:t>
-            </w:r>
-          </w:p>
-        </w:tc>
-        <w:tc>
-          <w:tcPr>
-            <w:tcW w:type="dxa" w:w="1200"/>
-            <w:tcBorders>
-              <w:top w:val="none" w:color="FFFFFF" w:sz="0"/>
-              <w:left w:val="none" w:color="FFFFFF" w:sz="0"/>
-              <w:bottom w:val="single" w:color="D5D9E0" w:sz="4"/>
-              <w:right w:val="none" w:color="FFFFFF" w:sz="0"/>
-            </w:tcBorders>
-            <w:shd w:fill="FDF1CC" w:color="auto" w:val="clear"/>
-            <w:tcMar>
-              <w:top w:type="dxa" w:w="25"/>
-              <w:left w:type="dxa" w:w="80"/>
-              <w:bottom w:type="dxa" w:w="25"/>
-              <w:right w:type="dxa" w:w="80"/>
-            </w:tcMar>
-            <w:vAlign w:val="center"/>
-          </w:tcPr>
-          <w:p>
-            <w:pPr>
-              <w:spacing w:line="216" w:lineRule="auto"/>
-              <w:jc w:val="right"/>
-            </w:pPr>
-            <w:r>
-              <w:rPr>
-                <w:rFonts w:ascii="Arial" w:cs="Arial" w:eastAsia="Arial" w:hAnsi="Arial"/>
-                <w:b/>
-                <w:bCs/>
-                <w:color w:val="1A1A1A"/>
-                <w:sz w:val="13"/>
-                <w:szCs w:val="13"/>
-              </w:rPr>
-              <w:t xml:space="preserve">2.077</w:t>
-            </w:r>
-          </w:p>
-        </w:tc>
-        <w:tc>
-          <w:tcPr>
-            <w:tcW w:type="dxa" w:w="1000"/>
-            <w:tcBorders>
-              <w:top w:val="none" w:color="FFFFFF" w:sz="0"/>
-              <w:left w:val="none" w:color="FFFFFF" w:sz="0"/>
-              <w:bottom w:val="single" w:color="D5D9E0" w:sz="4"/>
-              <w:right w:val="none" w:color="FFFFFF" w:sz="0"/>
-            </w:tcBorders>
-            <w:shd w:fill="FDF1CC" w:color="auto" w:val="clear"/>
-            <w:tcMar>
-              <w:top w:type="dxa" w:w="25"/>
-              <w:left w:type="dxa" w:w="80"/>
-              <w:bottom w:type="dxa" w:w="25"/>
-              <w:right w:type="dxa" w:w="80"/>
-            </w:tcMar>
-            <w:vAlign w:val="center"/>
-          </w:tcPr>
-          <w:p>
-            <w:pPr>
-              <w:spacing w:line="216" w:lineRule="auto"/>
-              <w:jc w:val="right"/>
-            </w:pPr>
-            <w:r>
-              <w:rPr>
-                <w:rFonts w:ascii="Arial" w:cs="Arial" w:eastAsia="Arial" w:hAnsi="Arial"/>
-                <w:b/>
-                <w:bCs/>
-                <w:color w:val="1A1A1A"/>
-                <w:sz w:val="13"/>
-                <w:szCs w:val="13"/>
-              </w:rPr>
-              <w:t xml:space="preserve">−41,6%</w:t>
-            </w:r>
-          </w:p>
-        </w:tc>
-      </w:tr>
-      <w:tr>
-        <w:tc>
-          <w:tcPr>
-            <w:tcW w:type="dxa" w:w="1100"/>
-            <w:tcBorders>
-              <w:top w:val="none" w:color="FFFFFF" w:sz="0"/>
-              <w:left w:val="none" w:color="FFFFFF" w:sz="0"/>
-              <w:bottom w:val="single" w:color="D5D9E0" w:sz="4"/>
-              <w:right w:val="none" w:color="FFFFFF" w:sz="0"/>
-            </w:tcBorders>
-            <w:shd w:fill="F7F8FB" w:color="auto" w:val="clear"/>
-            <w:tcMar>
-              <w:top w:type="dxa" w:w="25"/>
-              <w:left w:type="dxa" w:w="80"/>
-              <w:bottom w:type="dxa" w:w="25"/>
-              <w:right w:type="dxa" w:w="80"/>
-            </w:tcMar>
-            <w:vAlign w:val="center"/>
-          </w:tcPr>
-          <w:p>
-            <w:pPr>
-              <w:spacing w:line="216" w:lineRule="auto"/>
-              <w:jc w:val="left"/>
-            </w:pPr>
-            <w:r>
-              <w:rPr>
-                <w:rFonts w:ascii="Arial" w:cs="Arial" w:eastAsia="Arial" w:hAnsi="Arial"/>
-                <w:b w:val="false"/>
-                <w:bCs w:val="false"/>
-                <w:color w:val="1A1A1A"/>
-                <w:sz w:val="13"/>
-                <w:szCs w:val="13"/>
-              </w:rPr>
-              <w:t xml:space="preserve">Bull</w:t>
-            </w:r>
-          </w:p>
-        </w:tc>
-        <w:tc>
-          <w:tcPr>
-            <w:tcW w:type="dxa" w:w="5666"/>
-            <w:tcBorders>
-              <w:top w:val="none" w:color="FFFFFF" w:sz="0"/>
-              <w:left w:val="none" w:color="FFFFFF" w:sz="0"/>
-              <w:bottom w:val="single" w:color="D5D9E0" w:sz="4"/>
-              <w:right w:val="none" w:color="FFFFFF" w:sz="0"/>
-            </w:tcBorders>
-            <w:shd w:fill="F7F8FB" w:color="auto" w:val="clear"/>
-            <w:tcMar>
-              <w:top w:type="dxa" w:w="25"/>
-              <w:left w:type="dxa" w:w="80"/>
-              <w:bottom w:type="dxa" w:w="25"/>
-              <w:right w:type="dxa" w:w="80"/>
-            </w:tcMar>
-            <w:vAlign w:val="center"/>
-          </w:tcPr>
-          <w:p>
-            <w:pPr>
-              <w:spacing w:line="216" w:lineRule="auto"/>
-              <w:jc w:val="left"/>
-            </w:pPr>
-            <w:r>
-              <w:rPr>
-                <w:rFonts w:ascii="Arial" w:cs="Arial" w:eastAsia="Arial" w:hAnsi="Arial"/>
-                <w:b w:val="false"/>
-                <w:bCs w:val="false"/>
-                <w:color w:val="1A1A1A"/>
-                <w:sz w:val="13"/>
-                <w:szCs w:val="13"/>
-              </w:rPr>
-              <w:t xml:space="preserve">Todo sale bien: WACC nominal −100 pb; margen 81,3%, ocupación 96,6%, arriendo mismas tiendas 9,4%, ventas de locatarios 9,9%, crecimiento real en el techo de la Nota 11, visitas 17,3%, capex de mantención 4,8%; impuesto en caja con techo de 23%</w:t>
-            </w:r>
-          </w:p>
-        </w:tc>
-        <w:tc>
-          <w:tcPr>
-            <w:tcW w:type="dxa" w:w="600"/>
-            <w:tcBorders>
-              <w:top w:val="none" w:color="FFFFFF" w:sz="0"/>
-              <w:left w:val="none" w:color="FFFFFF" w:sz="0"/>
-              <w:bottom w:val="single" w:color="D5D9E0" w:sz="4"/>
-              <w:right w:val="none" w:color="FFFFFF" w:sz="0"/>
-            </w:tcBorders>
-            <w:shd w:fill="F7F8FB" w:color="auto" w:val="clear"/>
-            <w:tcMar>
-              <w:top w:type="dxa" w:w="25"/>
-              <w:left w:type="dxa" w:w="80"/>
-              <w:bottom w:type="dxa" w:w="25"/>
-              <w:right w:type="dxa" w:w="80"/>
-            </w:tcMar>
-            <w:vAlign w:val="center"/>
-          </w:tcPr>
-          <w:p>
-            <w:pPr>
-              <w:spacing w:line="216" w:lineRule="auto"/>
-              <w:jc w:val="right"/>
-            </w:pPr>
-            <w:r>
-              <w:rPr>
-                <w:rFonts w:ascii="Arial" w:cs="Arial" w:eastAsia="Arial" w:hAnsi="Arial"/>
-                <w:b w:val="false"/>
-                <w:bCs w:val="false"/>
-                <w:color w:val="1A1A1A"/>
-                <w:sz w:val="13"/>
-                <w:szCs w:val="13"/>
-              </w:rPr>
-              <w:t xml:space="preserve">25%</w:t>
-            </w:r>
-          </w:p>
-        </w:tc>
-        <w:tc>
-          <w:tcPr>
-            <w:tcW w:type="dxa" w:w="1100"/>
-            <w:tcBorders>
-              <w:top w:val="none" w:color="FFFFFF" w:sz="0"/>
-              <w:left w:val="none" w:color="FFFFFF" w:sz="0"/>
-              <w:bottom w:val="single" w:color="D5D9E0" w:sz="4"/>
-              <w:right w:val="none" w:color="FFFFFF" w:sz="0"/>
-            </w:tcBorders>
-            <w:shd w:fill="F7F8FB" w:color="auto" w:val="clear"/>
-            <w:tcMar>
-              <w:top w:type="dxa" w:w="25"/>
-              <w:left w:type="dxa" w:w="80"/>
-              <w:bottom w:type="dxa" w:w="25"/>
-              <w:right w:type="dxa" w:w="80"/>
-            </w:tcMar>
-            <w:vAlign w:val="center"/>
-          </w:tcPr>
-          <w:p>
-            <w:pPr>
-              <w:spacing w:line="216" w:lineRule="auto"/>
-              <w:jc w:val="right"/>
-            </w:pPr>
-            <w:r>
-              <w:rPr>
-                <w:rFonts w:ascii="Arial" w:cs="Arial" w:eastAsia="Arial" w:hAnsi="Arial"/>
-                <w:b w:val="false"/>
-                <w:bCs w:val="false"/>
-                <w:color w:val="1A1A1A"/>
-                <w:sz w:val="13"/>
-                <w:szCs w:val="13"/>
-              </w:rPr>
-              <w:t xml:space="preserve">2.906</w:t>
-            </w:r>
-          </w:p>
-        </w:tc>
-        <w:tc>
-          <w:tcPr>
-            <w:tcW w:type="dxa" w:w="1200"/>
-            <w:tcBorders>
-              <w:top w:val="none" w:color="FFFFFF" w:sz="0"/>
-              <w:left w:val="none" w:color="FFFFFF" w:sz="0"/>
-              <w:bottom w:val="single" w:color="D5D9E0" w:sz="4"/>
-              <w:right w:val="none" w:color="FFFFFF" w:sz="0"/>
-            </w:tcBorders>
-            <w:shd w:fill="F7F8FB" w:color="auto" w:val="clear"/>
-            <w:tcMar>
-              <w:top w:type="dxa" w:w="25"/>
-              <w:left w:type="dxa" w:w="80"/>
-              <w:bottom w:type="dxa" w:w="25"/>
-              <w:right w:type="dxa" w:w="80"/>
-            </w:tcMar>
-            <w:vAlign w:val="center"/>
-          </w:tcPr>
-          <w:p>
-            <w:pPr>
-              <w:spacing w:line="216" w:lineRule="auto"/>
-              <w:jc w:val="right"/>
-            </w:pPr>
-            <w:r>
-              <w:rPr>
-                <w:rFonts w:ascii="Arial" w:cs="Arial" w:eastAsia="Arial" w:hAnsi="Arial"/>
-                <w:b w:val="false"/>
-                <w:bCs w:val="false"/>
-                <w:color w:val="1A1A1A"/>
-                <w:sz w:val="13"/>
-                <w:szCs w:val="13"/>
-              </w:rPr>
-              <w:t xml:space="preserve">2.915</w:t>
-            </w:r>
-          </w:p>
-        </w:tc>
-        <w:tc>
-          <w:tcPr>
-            <w:tcW w:type="dxa" w:w="1000"/>
-            <w:tcBorders>
-              <w:top w:val="none" w:color="FFFFFF" w:sz="0"/>
-              <w:left w:val="none" w:color="FFFFFF" w:sz="0"/>
-              <w:bottom w:val="single" w:color="D5D9E0" w:sz="4"/>
-              <w:right w:val="none" w:color="FFFFFF" w:sz="0"/>
-            </w:tcBorders>
-            <w:shd w:fill="F7F8FB" w:color="auto" w:val="clear"/>
-            <w:tcMar>
-              <w:top w:type="dxa" w:w="25"/>
-              <w:left w:type="dxa" w:w="80"/>
-              <w:bottom w:type="dxa" w:w="25"/>
-              <w:right w:type="dxa" w:w="80"/>
-            </w:tcMar>
-            <w:vAlign w:val="center"/>
-          </w:tcPr>
-          <w:p>
-            <w:pPr>
-              <w:spacing w:line="216" w:lineRule="auto"/>
-              <w:jc w:val="right"/>
-            </w:pPr>
-            <w:r>
-              <w:rPr>
-                <w:rFonts w:ascii="Arial" w:cs="Arial" w:eastAsia="Arial" w:hAnsi="Arial"/>
-                <w:b w:val="false"/>
-                <w:bCs w:val="false"/>
-                <w:color w:val="1A1A1A"/>
-                <w:sz w:val="13"/>
-                <w:szCs w:val="13"/>
-              </w:rPr>
-              <w:t xml:space="preserve">−18,0%</w:t>
-            </w:r>
-          </w:p>
-        </w:tc>
-      </w:tr>
-      <w:tr>
-        <w:tc>
-          <w:tcPr>
-            <w:tcW w:type="dxa" w:w="1100"/>
-            <w:tcBorders>
-              <w:top w:val="none" w:color="FFFFFF" w:sz="0"/>
-              <w:left w:val="none" w:color="FFFFFF" w:sz="0"/>
-              <w:bottom w:val="single" w:color="D5D9E0" w:sz="4"/>
-              <w:right w:val="none" w:color="FFFFFF" w:sz="0"/>
-            </w:tcBorders>
-            <w:shd w:fill="FFFFFF" w:color="auto" w:val="clear"/>
-            <w:tcMar>
-              <w:top w:type="dxa" w:w="25"/>
-              <w:left w:type="dxa" w:w="80"/>
-              <w:bottom w:type="dxa" w:w="25"/>
-              <w:right w:type="dxa" w:w="80"/>
-            </w:tcMar>
-            <w:vAlign w:val="center"/>
-          </w:tcPr>
-          <w:p>
-            <w:pPr>
-              <w:spacing w:line="216" w:lineRule="auto"/>
-              <w:jc w:val="left"/>
-            </w:pPr>
-            <w:r>
-              <w:rPr>
-                <w:rFonts w:ascii="Arial" w:cs="Arial" w:eastAsia="Arial" w:hAnsi="Arial"/>
-                <w:b w:val="false"/>
-                <w:bCs w:val="false"/>
-                <w:color w:val="1A1A1A"/>
-                <w:sz w:val="13"/>
-                <w:szCs w:val="13"/>
-              </w:rPr>
-              <w:t xml:space="preserve">Ponderado</w:t>
-            </w:r>
-          </w:p>
-        </w:tc>
-        <w:tc>
-          <w:tcPr>
-            <w:tcW w:type="dxa" w:w="5666"/>
-            <w:tcBorders>
-              <w:top w:val="none" w:color="FFFFFF" w:sz="0"/>
-              <w:left w:val="none" w:color="FFFFFF" w:sz="0"/>
-              <w:bottom w:val="single" w:color="D5D9E0" w:sz="4"/>
-              <w:right w:val="none" w:color="FFFFFF" w:sz="0"/>
-            </w:tcBorders>
-            <w:shd w:fill="FFFFFF" w:color="auto" w:val="clear"/>
-            <w:tcMar>
-              <w:top w:type="dxa" w:w="25"/>
-              <w:left w:type="dxa" w:w="80"/>
-              <w:bottom w:type="dxa" w:w="25"/>
-              <w:right w:type="dxa" w:w="80"/>
-            </w:tcMar>
-            <w:vAlign w:val="center"/>
-          </w:tcPr>
-          <w:p>
-            <w:pPr>
-              <w:spacing w:line="216" w:lineRule="auto"/>
-              <w:jc w:val="left"/>
-            </w:pPr>
-            <w:r>
-              <w:rPr>
-                <w:rFonts w:ascii="Arial" w:cs="Arial" w:eastAsia="Arial" w:hAnsi="Arial"/>
-                <w:b w:val="false"/>
-                <w:bCs w:val="false"/>
-                <w:color w:val="1A1A1A"/>
-                <w:sz w:val="13"/>
-                <w:szCs w:val="13"/>
-              </w:rPr>
-              <w:t xml:space="preserve">25 / 50 / 25 (supuesto del equipo, por validar)</w:t>
-            </w:r>
-          </w:p>
-        </w:tc>
-        <w:tc>
-          <w:tcPr>
-            <w:tcW w:type="dxa" w:w="600"/>
-            <w:tcBorders>
-              <w:top w:val="none" w:color="FFFFFF" w:sz="0"/>
-              <w:left w:val="none" w:color="FFFFFF" w:sz="0"/>
-              <w:bottom w:val="single" w:color="D5D9E0" w:sz="4"/>
-              <w:right w:val="none" w:color="FFFFFF" w:sz="0"/>
-            </w:tcBorders>
-            <w:shd w:fill="FFFFFF" w:color="auto" w:val="clear"/>
-            <w:tcMar>
-              <w:top w:type="dxa" w:w="25"/>
-              <w:left w:type="dxa" w:w="80"/>
-              <w:bottom w:type="dxa" w:w="25"/>
-              <w:right w:type="dxa" w:w="80"/>
-            </w:tcMar>
-            <w:vAlign w:val="center"/>
-          </w:tcPr>
-          <w:p>
-            <w:pPr>
-              <w:spacing w:line="216" w:lineRule="auto"/>
-              <w:jc w:val="right"/>
-            </w:pPr>
-            <w:r>
-              <w:rPr>
-                <w:rFonts w:ascii="Arial" w:cs="Arial" w:eastAsia="Arial" w:hAnsi="Arial"/>
-                <w:b w:val="false"/>
-                <w:bCs w:val="false"/>
-                <w:color w:val="1A1A1A"/>
-                <w:sz w:val="13"/>
-                <w:szCs w:val="13"/>
-              </w:rPr>
-              <w:t xml:space="preserve">100%</w:t>
-            </w:r>
-          </w:p>
-        </w:tc>
-        <w:tc>
-          <w:tcPr>
-            <w:tcW w:type="dxa" w:w="1100"/>
-            <w:tcBorders>
-              <w:top w:val="none" w:color="FFFFFF" w:sz="0"/>
-              <w:left w:val="none" w:color="FFFFFF" w:sz="0"/>
-              <w:bottom w:val="single" w:color="D5D9E0" w:sz="4"/>
-              <w:right w:val="none" w:color="FFFFFF" w:sz="0"/>
-            </w:tcBorders>
-            <w:shd w:fill="FFFFFF" w:color="auto" w:val="clear"/>
-            <w:tcMar>
-              <w:top w:type="dxa" w:w="25"/>
-              <w:left w:type="dxa" w:w="80"/>
-              <w:bottom w:type="dxa" w:w="25"/>
-              <w:right w:type="dxa" w:w="80"/>
-            </w:tcMar>
-            <w:vAlign w:val="center"/>
-          </w:tcPr>
-          <w:p>
-            <w:pPr>
-              <w:spacing w:line="216" w:lineRule="auto"/>
-              <w:jc w:val="right"/>
-            </w:pPr>
-            <w:r>
-              <w:rPr>
-                <w:rFonts w:ascii="Arial" w:cs="Arial" w:eastAsia="Arial" w:hAnsi="Arial"/>
-                <w:b w:val="false"/>
-                <w:bCs w:val="false"/>
-                <w:color w:val="1A1A1A"/>
-                <w:sz w:val="13"/>
-                <w:szCs w:val="13"/>
-              </w:rPr>
-              <w:t xml:space="preserve">1.953</w:t>
-            </w:r>
-          </w:p>
-        </w:tc>
-        <w:tc>
-          <w:tcPr>
-            <w:tcW w:type="dxa" w:w="1200"/>
-            <w:tcBorders>
-              <w:top w:val="none" w:color="FFFFFF" w:sz="0"/>
-              <w:left w:val="none" w:color="FFFFFF" w:sz="0"/>
-              <w:bottom w:val="single" w:color="D5D9E0" w:sz="4"/>
-              <w:right w:val="none" w:color="FFFFFF" w:sz="0"/>
-            </w:tcBorders>
-            <w:shd w:fill="FFFFFF" w:color="auto" w:val="clear"/>
-            <w:tcMar>
-              <w:top w:type="dxa" w:w="25"/>
-              <w:left w:type="dxa" w:w="80"/>
-              <w:bottom w:type="dxa" w:w="25"/>
-              <w:right w:type="dxa" w:w="80"/>
-            </w:tcMar>
-            <w:vAlign w:val="center"/>
-          </w:tcPr>
-          <w:p>
-            <w:pPr>
-              <w:spacing w:line="216" w:lineRule="auto"/>
-              <w:jc w:val="right"/>
-            </w:pPr>
-            <w:r>
-              <w:rPr>
-                <w:rFonts w:ascii="Arial" w:cs="Arial" w:eastAsia="Arial" w:hAnsi="Arial"/>
-                <w:b w:val="false"/>
-                <w:bCs w:val="false"/>
-                <w:color w:val="1A1A1A"/>
-                <w:sz w:val="13"/>
-                <w:szCs w:val="13"/>
-              </w:rPr>
-              <w:t xml:space="preserve">2.153</w:t>
-            </w:r>
-          </w:p>
-        </w:tc>
-        <w:tc>
-          <w:tcPr>
-            <w:tcW w:type="dxa" w:w="1000"/>
-            <w:tcBorders>
-              <w:top w:val="none" w:color="FFFFFF" w:sz="0"/>
-              <w:left w:val="none" w:color="FFFFFF" w:sz="0"/>
-              <w:bottom w:val="single" w:color="D5D9E0" w:sz="4"/>
-              <w:right w:val="none" w:color="FFFFFF" w:sz="0"/>
-            </w:tcBorders>
-            <w:shd w:fill="FFFFFF" w:color="auto" w:val="clear"/>
-            <w:tcMar>
-              <w:top w:type="dxa" w:w="25"/>
-              <w:left w:type="dxa" w:w="80"/>
-              <w:bottom w:type="dxa" w:w="25"/>
-              <w:right w:type="dxa" w:w="80"/>
-            </w:tcMar>
-            <w:vAlign w:val="center"/>
-          </w:tcPr>
-          <w:p>
-            <w:pPr>
-              <w:spacing w:line="216" w:lineRule="auto"/>
-              <w:jc w:val="right"/>
-            </w:pPr>
-            <w:r>
-              <w:rPr>
-                <w:rFonts w:ascii="Arial" w:cs="Arial" w:eastAsia="Arial" w:hAnsi="Arial"/>
-                <w:b w:val="false"/>
-                <w:bCs w:val="false"/>
-                <w:color w:val="1A1A1A"/>
-                <w:sz w:val="13"/>
-                <w:szCs w:val="13"/>
-              </w:rPr>
-              <w:t xml:space="preserve">−39,4%</w:t>
-            </w:r>
-          </w:p>
-        </w:tc>
-      </w:tr>
-      <w:tr>
-        <w:tc>
-          <w:tcPr>
-            <w:tcW w:type="dxa" w:w="1100"/>
-            <w:tcBorders>
-              <w:top w:val="none" w:color="FFFFFF" w:sz="0"/>
-              <w:left w:val="none" w:color="FFFFFF" w:sz="0"/>
-              <w:bottom w:val="single" w:color="D5D9E0" w:sz="4"/>
-              <w:right w:val="none" w:color="FFFFFF" w:sz="0"/>
-            </w:tcBorders>
-            <w:shd w:fill="F7F8FB" w:color="auto" w:val="clear"/>
-            <w:tcMar>
-              <w:top w:type="dxa" w:w="25"/>
-              <w:left w:type="dxa" w:w="80"/>
-              <w:bottom w:type="dxa" w:w="25"/>
-              <w:right w:type="dxa" w:w="80"/>
-            </w:tcMar>
-            <w:vAlign w:val="center"/>
-          </w:tcPr>
-          <w:p>
-            <w:pPr>
-              <w:spacing w:line="216" w:lineRule="auto"/>
-              <w:jc w:val="left"/>
-            </w:pPr>
-            <w:r>
-              <w:rPr>
-                <w:rFonts w:ascii="Arial" w:cs="Arial" w:eastAsia="Arial" w:hAnsi="Arial"/>
-                <w:b w:val="false"/>
-                <w:bCs w:val="false"/>
-                <w:color w:val="1A1A1A"/>
-                <w:sz w:val="13"/>
-                <w:szCs w:val="13"/>
-              </w:rPr>
-              <w:t xml:space="preserve">Tasadores</w:t>
-            </w:r>
-          </w:p>
-        </w:tc>
-        <w:tc>
-          <w:tcPr>
-            <w:tcW w:type="dxa" w:w="5666"/>
-            <w:tcBorders>
-              <w:top w:val="none" w:color="FFFFFF" w:sz="0"/>
-              <w:left w:val="none" w:color="FFFFFF" w:sz="0"/>
-              <w:bottom w:val="single" w:color="D5D9E0" w:sz="4"/>
-              <w:right w:val="none" w:color="FFFFFF" w:sz="0"/>
-            </w:tcBorders>
-            <w:shd w:fill="F7F8FB" w:color="auto" w:val="clear"/>
-            <w:tcMar>
-              <w:top w:type="dxa" w:w="25"/>
-              <w:left w:type="dxa" w:w="80"/>
-              <w:bottom w:type="dxa" w:w="25"/>
-              <w:right w:type="dxa" w:w="80"/>
-            </w:tcMar>
-            <w:vAlign w:val="center"/>
-          </w:tcPr>
-          <w:p>
-            <w:pPr>
-              <w:spacing w:line="216" w:lineRule="auto"/>
-              <w:jc w:val="left"/>
-            </w:pPr>
-            <w:r>
-              <w:rPr>
-                <w:rFonts w:ascii="Arial" w:cs="Arial" w:eastAsia="Arial" w:hAnsi="Arial"/>
-                <w:b w:val="false"/>
-                <w:bCs w:val="false"/>
-                <w:color w:val="1A1A1A"/>
-                <w:sz w:val="13"/>
-                <w:szCs w:val="13"/>
-              </w:rPr>
-              <w:t xml:space="preserve">WACC nominal 8,72% (5,55% real, Nota 11) en todos los períodos</w:t>
-            </w:r>
-          </w:p>
-        </w:tc>
-        <w:tc>
-          <w:tcPr>
-            <w:tcW w:type="dxa" w:w="600"/>
-            <w:tcBorders>
-              <w:top w:val="none" w:color="FFFFFF" w:sz="0"/>
-              <w:left w:val="none" w:color="FFFFFF" w:sz="0"/>
-              <w:bottom w:val="single" w:color="D5D9E0" w:sz="4"/>
-              <w:right w:val="none" w:color="FFFFFF" w:sz="0"/>
-            </w:tcBorders>
-            <w:shd w:fill="F7F8FB" w:color="auto" w:val="clear"/>
-            <w:tcMar>
-              <w:top w:type="dxa" w:w="25"/>
-              <w:left w:type="dxa" w:w="80"/>
-              <w:bottom w:type="dxa" w:w="25"/>
-              <w:right w:type="dxa" w:w="80"/>
-            </w:tcMar>
-            <w:vAlign w:val="center"/>
-          </w:tcPr>
-          <w:p>
-            <w:pPr>
-              <w:spacing w:line="216" w:lineRule="auto"/>
-              <w:jc w:val="right"/>
-            </w:pPr>
-            <w:r>
-              <w:rPr>
-                <w:rFonts w:ascii="Arial" w:cs="Arial" w:eastAsia="Arial" w:hAnsi="Arial"/>
-                <w:b w:val="false"/>
-                <w:bCs w:val="false"/>
-                <w:color w:val="1A1A1A"/>
-                <w:sz w:val="13"/>
-                <w:szCs w:val="13"/>
-              </w:rPr>
-              <w:t xml:space="preserve"> </w:t>
-            </w:r>
-          </w:p>
-        </w:tc>
-        <w:tc>
-          <w:tcPr>
-            <w:tcW w:type="dxa" w:w="1100"/>
-            <w:tcBorders>
-              <w:top w:val="none" w:color="FFFFFF" w:sz="0"/>
-              <w:left w:val="none" w:color="FFFFFF" w:sz="0"/>
-              <w:bottom w:val="single" w:color="D5D9E0" w:sz="4"/>
-              <w:right w:val="none" w:color="FFFFFF" w:sz="0"/>
-            </w:tcBorders>
-            <w:shd w:fill="F7F8FB" w:color="auto" w:val="clear"/>
-            <w:tcMar>
-              <w:top w:type="dxa" w:w="25"/>
-              <w:left w:type="dxa" w:w="80"/>
-              <w:bottom w:type="dxa" w:w="25"/>
-              <w:right w:type="dxa" w:w="80"/>
-            </w:tcMar>
-            <w:vAlign w:val="center"/>
-          </w:tcPr>
-          <w:p>
-            <w:pPr>
-              <w:spacing w:line="216" w:lineRule="auto"/>
-              <w:jc w:val="right"/>
-            </w:pPr>
-            <w:r>
-              <w:rPr>
-                <w:rFonts w:ascii="Arial" w:cs="Arial" w:eastAsia="Arial" w:hAnsi="Arial"/>
-                <w:b w:val="false"/>
-                <w:bCs w:val="false"/>
-                <w:color w:val="1A1A1A"/>
-                <w:sz w:val="13"/>
-                <w:szCs w:val="13"/>
-              </w:rPr>
-              <w:t xml:space="preserve">2.679</w:t>
-            </w:r>
-          </w:p>
-        </w:tc>
-        <w:tc>
-          <w:tcPr>
-            <w:tcW w:type="dxa" w:w="1200"/>
-            <w:tcBorders>
-              <w:top w:val="none" w:color="FFFFFF" w:sz="0"/>
-              <w:left w:val="none" w:color="FFFFFF" w:sz="0"/>
-              <w:bottom w:val="single" w:color="D5D9E0" w:sz="4"/>
-              <w:right w:val="none" w:color="FFFFFF" w:sz="0"/>
-            </w:tcBorders>
-            <w:shd w:fill="F7F8FB" w:color="auto" w:val="clear"/>
-            <w:tcMar>
-              <w:top w:type="dxa" w:w="25"/>
-              <w:left w:type="dxa" w:w="80"/>
-              <w:bottom w:type="dxa" w:w="25"/>
-              <w:right w:type="dxa" w:w="80"/>
-            </w:tcMar>
-            <w:vAlign w:val="center"/>
-          </w:tcPr>
-          <w:p>
-            <w:pPr>
-              <w:spacing w:line="216" w:lineRule="auto"/>
-              <w:jc w:val="right"/>
-            </w:pPr>
-            <w:r>
-              <w:rPr>
-                <w:rFonts w:ascii="Arial" w:cs="Arial" w:eastAsia="Arial" w:hAnsi="Arial"/>
-                <w:b w:val="false"/>
-                <w:bCs w:val="false"/>
-                <w:color w:val="1A1A1A"/>
-                <w:sz w:val="13"/>
-                <w:szCs w:val="13"/>
-              </w:rPr>
-              <w:t xml:space="preserve">2.734</w:t>
-            </w:r>
-          </w:p>
-        </w:tc>
-        <w:tc>
-          <w:tcPr>
-            <w:tcW w:type="dxa" w:w="1000"/>
-            <w:tcBorders>
-              <w:top w:val="none" w:color="FFFFFF" w:sz="0"/>
-              <w:left w:val="none" w:color="FFFFFF" w:sz="0"/>
-              <w:bottom w:val="single" w:color="D5D9E0" w:sz="4"/>
-              <w:right w:val="none" w:color="FFFFFF" w:sz="0"/>
-            </w:tcBorders>
-            <w:shd w:fill="F7F8FB" w:color="auto" w:val="clear"/>
-            <w:tcMar>
-              <w:top w:type="dxa" w:w="25"/>
-              <w:left w:type="dxa" w:w="80"/>
-              <w:bottom w:type="dxa" w:w="25"/>
-              <w:right w:type="dxa" w:w="80"/>
-            </w:tcMar>
-            <w:vAlign w:val="center"/>
-          </w:tcPr>
-          <w:p>
-            <w:pPr>
-              <w:spacing w:line="216" w:lineRule="auto"/>
-              <w:jc w:val="right"/>
-            </w:pPr>
-            <w:r>
-              <w:rPr>
-                <w:rFonts w:ascii="Arial" w:cs="Arial" w:eastAsia="Arial" w:hAnsi="Arial"/>
-                <w:b w:val="false"/>
-                <w:bCs w:val="false"/>
-                <w:color w:val="1A1A1A"/>
-                <w:sz w:val="13"/>
-                <w:szCs w:val="13"/>
-              </w:rPr>
-              <w:t xml:space="preserve">−23,1%</w:t>
+                <w:color w:val="14284B"/>
+                <w:sz w:val="14"/>
+                <w:szCs w:val="14"/>
+              </w:rPr>
+              <w:t xml:space="preserve">Figura M1: </w:t>
+            </w:r>
+            <w:r>
+              <w:rPr>
+                <w:rFonts w:ascii="Arial" w:cs="Arial" w:eastAsia="Arial" w:hAnsi="Arial"/>
+                <w:color w:val="14284B"/>
+                <w:sz w:val="14"/>
+                <w:szCs w:val="14"/>
+              </w:rPr>
+              <w:t xml:space="preserve">Distribución del precio objetivo en 10.000 simulaciones</w:t>
+            </w:r>
+          </w:p>
+          <w:p>
+            <w:pPr>
+              <w:spacing w:after="20" w:before="0" w:line="240" w:lineRule="auto"/>
+            </w:pPr>
+            <w:r>
+              <w:drawing>
+                <wp:inline distT="0" distB="0" distL="0" distR="0">
+                  <wp:extent cx="2257425" cy="1876425"/>
+                  <wp:effectExtent t="0" r="0" b="0" l="0"/>
+                  <wp:docPr id="1" name="" descr="" title=""/>
+                  <wp:cNvGraphicFramePr>
+                    <a:graphicFrameLocks xmlns:a="http://schemas.openxmlformats.org/drawingml/2006/main" noChangeAspect="1"/>
+                  </wp:cNvGraphicFramePr>
+                  <a:graphic xmlns:a="http://schemas.openxmlformats.org/drawingml/2006/main">
+                    <a:graphicData uri="http://schemas.openxmlformats.org/drawingml/2006/picture">
+                      <pic:pic xmlns:pic="http://schemas.openxmlformats.org/drawingml/2006/picture">
+                        <pic:nvPicPr>
+                          <pic:cNvPr id="0" name="" descr=""/>
+                          <pic:cNvPicPr>
+                            <a:picLocks noChangeAspect="1" noChangeArrowheads="1"/>
+                          </pic:cNvPicPr>
+                        </pic:nvPicPr>
+                        <pic:blipFill>
+                          <a:blip r:embed="rId9" cstate="none"/>
+                          <a:srcRect/>
+                          <a:stretch>
+                            <a:fillRect/>
+                          </a:stretch>
+                        </pic:blipFill>
+                        <pic:spPr bwMode="auto">
+                          <a:xfrm>
+                            <a:off x="0" y="0"/>
+                            <a:ext cx="2257425" cy="1876425"/>
+                          </a:xfrm>
+                          <a:prstGeom prst="rect">
+                            <a:avLst/>
+                          </a:prstGeom>
+                        </pic:spPr>
+                      </pic:pic>
+                    </a:graphicData>
+                  </a:graphic>
+                </wp:inline>
+              </w:drawing>
+            </w:r>
+          </w:p>
+          <w:p>
+            <w:pPr>
+              <w:spacing w:after="0" w:before="10" w:line="216" w:lineRule="auto"/>
+            </w:pPr>
+            <w:r>
+              <w:rPr>
+                <w:rFonts w:ascii="Arial" w:cs="Arial" w:eastAsia="Arial" w:hAnsi="Arial"/>
+                <w:color w:val="5F5F5F"/>
+                <w:sz w:val="11"/>
+                <w:szCs w:val="11"/>
+              </w:rPr>
+              <w:t xml:space="preserve">100% de las simulaciones queda bajo el precio de CLP 3.555. Fuente: análisis del equipo.</w:t>
             </w:r>
           </w:p>
         </w:tc>
       </w:tr>
     </w:tbl>
+    <w:p>
+      <w:pPr>
+        <w:spacing w:after="0" w:before="10" w:line="216" w:lineRule="auto"/>
+      </w:pPr>
+      <w:r>
+        <w:rPr>
+          <w:rFonts w:ascii="Arial" w:cs="Arial" w:eastAsia="Arial" w:hAnsi="Arial"/>
+          <w:color w:val="5F5F5F"/>
+          <w:sz w:val="11"/>
+          <w:szCs w:val="11"/>
+        </w:rPr>
+        <w:t xml:space="preserve">Supuestos: 10.000 iteraciones, semilla 42. Distribuciones triangulares (mínimo, base, máximo) con los extremos históricos 4T23–2T26 del tornado de Riesgos: margen EBITDA 75,8%/80,6%/81,3%; ocupación 95,1%/95,6%/96,6%; arriendo mismas tiendas 2027–28 3,7%/5,4%/9,4%; ventas de locatarios 3,7%/3,7%/9,9% (correlación 0,5 con el arriendo, cópula gaussiana; el resto, independiente); crecimiento real 2029–31 entre el piso y el techo de la Nota 11; visitas 5,6%/9,8%/17,3%; capex de mantención + TI 4,8%/5,5%/6,6% de los ingresos; g nominal 2,5%/3,0%/4,0%. WACC: desplazamiento paralelo normal, media 0, desviación 50 pb, truncado en ±150 pb. Impuesto de largo plazo 27% (la rebaja a 23% no entra). Precio objetivo = 80% DCF + 20% múltiplos fijos (CLP 2.951). Con todas las variables en su valor base la simulación reproduce el DCF de CLP 1.859 y el objetivo de CLP 2.077. Fuente: análisis del equipo.</w:t>
+      </w:r>
+    </w:p>
     <w:tbl>
       <w:tblPr>
         <w:tblW w:type="dxa" w:w="10666"/>
@@ -36251,7 +36759,7 @@
                 <w:sz w:val="13"/>
                 <w:szCs w:val="13"/>
               </w:rPr>
-              <w:t xml:space="preserve">Ponderación (ingresos LTM)</w:t>
+              <w:t xml:space="preserve">Ponderación (ingresos UDM)</w:t>
             </w:r>
           </w:p>
         </w:tc>
@@ -40504,7 +41012,7 @@
                           </pic:cNvPicPr>
                         </pic:nvPicPr>
                         <pic:blipFill>
-                          <a:blip r:embed="rId9" cstate="none"/>
+                          <a:blip r:embed="rId10" cstate="none"/>
                           <a:srcRect/>
                           <a:stretch>
                             <a:fillRect/>

--- a/secciones/valuacion/anexo/Mallplaza_Valuacion_ES_Anexo.docx
+++ b/secciones/valuacion/anexo/Mallplaza_Valuacion_ES_Anexo.docx
@@ -6436,7 +6436,7 @@
           <w:sz w:val="11"/>
           <w:szCs w:val="11"/>
         </w:rPr>
-        <w:t xml:space="preserve">Valor terminal al 31-dic-31: CLP 7.292.232 MM (cap rate implícito del VT 11,3%; EV/EBITDA UDM implícito del EV 9,9x). La deuda neta de Bloomberg (CLP 1.311.569 MM, usada en múltiplos) difiere de la DFN en los pasivos por arrendamiento NIIF 16 (CLP 25.828 MM a jun-26). Fuente: modelo v4, hojas DCF y Sensibilidad; 2.190 MM de acciones.</w:t>
+        <w:t xml:space="preserve">Valor terminal al 31-dic-31: CLP 7.292.232 MM (cap rate implícito del VT 11,3%; EV/EBITDA UDM implícito del EV 9,9x). La deuda neta de Bloomberg (CLP 1.311.569 MM, usada en múltiplos) difiere de la DFN en los pasivos por arrendamiento NIIF 16 (CLP 25.828 MM a jun-26). Fuente: análisis del equipo; 2.190 MM de acciones.</w:t>
       </w:r>
     </w:p>
     <w:p>
@@ -13039,7 +13039,7 @@
                 <w:sz w:val="14"/>
                 <w:szCs w:val="14"/>
               </w:rPr>
-              <w:t xml:space="preserve">El valor terminal parte de los ingresos 2031E (982.334), suma la maduración de la expansión ya financiada (+40.818) e indexa por inflación (+30.006) hasta 1.030.197; el FCFF 2032E = NOPAT 594.732 + D&amp;A 7.249 − mantención 56.661 − capital de trabajo 4.682 = 540.638.</w:t>
+              <w:t xml:space="preserve">El valor terminal parte de los ingresos 2031E (982.334), suma la maduración de la expansión ya financiada (+17.858; el ingreso maduro bruto, 40.818, incluye 22.960 ya presentes en 2031E) e indexa por inflación (+30.006) hasta 1.030.197; el FCFF 2032E = NOPAT 594.732 + D&amp;A 7.249 − mantención 56.661 − capital de trabajo 4.682 = 540.638.</w:t>
             </w:r>
           </w:p>
         </w:tc>
@@ -13396,7 +13396,7 @@
                 <w:sz w:val="13"/>
                 <w:szCs w:val="13"/>
               </w:rPr>
-              <w:t xml:space="preserve">Ingresos base (año calendario)</w:t>
+              <w:t xml:space="preserve">Ingresos base (año calendario; la columna 2S26E muestra 2026E completo)</w:t>
             </w:r>
           </w:p>
         </w:tc>
@@ -13650,7 +13650,7 @@
                 <w:sz w:val="13"/>
                 <w:szCs w:val="13"/>
               </w:rPr>
-              <w:t xml:space="preserve">Crecimiento de ingresos totales</w:t>
+              <w:t xml:space="preserve">Crecimiento de ingresos totales (año calendario)</w:t>
             </w:r>
           </w:p>
         </w:tc>
@@ -16008,7 +16008,7 @@
                 <w:sz w:val="13"/>
                 <w:szCs w:val="13"/>
               </w:rPr>
-              <w:t xml:space="preserve">201.656</w:t>
+              <w:t xml:space="preserve">294.192</w:t>
             </w:r>
           </w:p>
         </w:tc>
@@ -16044,7 +16044,7 @@
                 <w:sz w:val="13"/>
                 <w:szCs w:val="13"/>
               </w:rPr>
-              <w:t xml:space="preserve">60.085</w:t>
+              <w:t xml:space="preserve">250.711</w:t>
             </w:r>
           </w:p>
         </w:tc>
@@ -16080,7 +16080,7 @@
                 <w:sz w:val="13"/>
                 <w:szCs w:val="13"/>
               </w:rPr>
-              <w:t xml:space="preserve">−98.172</w:t>
+              <w:t xml:space="preserve">98.172</w:t>
             </w:r>
           </w:p>
         </w:tc>
@@ -16116,7 +16116,7 @@
                 <w:sz w:val="13"/>
                 <w:szCs w:val="13"/>
               </w:rPr>
-              <w:t xml:space="preserve">−101.117</w:t>
+              <w:t xml:space="preserve">101.117</w:t>
             </w:r>
           </w:p>
         </w:tc>
@@ -16152,7 +16152,7 @@
                 <w:sz w:val="13"/>
                 <w:szCs w:val="13"/>
               </w:rPr>
-              <w:t xml:space="preserve">−104.151</w:t>
+              <w:t xml:space="preserve">104.151</w:t>
             </w:r>
           </w:p>
         </w:tc>
@@ -18820,7 +18820,7 @@
           <w:sz w:val="16"/>
           <w:szCs w:val="16"/>
         </w:rPr>
-        <w:t xml:space="preserve">D. CALENDARIO DE LA DEUDA (CLP MM; HOJA DEUDA)</w:t>
+        <w:t xml:space="preserve">D. CALENDARIO DE LA DEUDA (CLP MM)</w:t>
       </w:r>
     </w:p>
     <w:tbl>
@@ -21385,7 +21385,7 @@
           <w:sz w:val="11"/>
           <w:szCs w:val="11"/>
         </w:rPr>
-        <w:t xml:space="preserve">DFN(t) = DFN(t−1) − FCFF + costo financiero y reajuste UF después de impuestos + dividendos ordinarios + distribución adicional, que lleva la DFN a la trayectoria objetivo (2,36x → 3,5x). Costo financiero: 3,08% de la DFN + 25 pb por vuelta sobre 2,36x; reajuste UF sobre 79% de la deuda a 3,0%. Vencimientos de bonos: Figura 6. Fuente: modelo v4 (Release 2Q26; EEFF dic-25; Exhibits v7).</w:t>
+        <w:t xml:space="preserve">DFN(t) = DFN(t−1) − FCFF + costo financiero y reajuste UF después de impuestos + dividendos ordinarios + distribución adicional, que lleva la DFN a la trayectoria objetivo (2,36x → 3,5x). Costo financiero: 3,08% de la DFN + 25 pb por vuelta sobre 2,36x; reajuste UF sobre 79% de la deuda a 3,0%. Vencimientos de bonos: Figura 6. Fuente: Release 2T26; EEFF dic-25; análisis del equipo.</w:t>
       </w:r>
     </w:p>
     <w:p>
@@ -22569,7 +22569,7 @@
                 <w:sz w:val="13"/>
                 <w:szCs w:val="13"/>
               </w:rPr>
-              <w:t xml:space="preserve">Cencosud Shopping</w:t>
+              <w:t xml:space="preserve">Cenco Malls</w:t>
             </w:r>
           </w:p>
         </w:tc>
@@ -27919,7 +27919,7 @@
           <w:sz w:val="11"/>
           <w:szCs w:val="11"/>
         </w:rPr>
-        <w:t xml:space="preserve">Puente: 14,36x × EBITDA UDM CLP 544.935 MM = EV 7.825.944 − deuda neta Bloomberg 1.311.569 − minoritarios 50.841 = CLP 2.951 por acción (2.190 MM de acciones). Fibra Danhos queda fuera por su régimen FIBRA y por no tener beta en la WACC; IRSA reporta bajo NIC 29. Fuente: Bloomberg; modelo v4, hojas Comparables y Precio_Objetivo; Figuras_Valuacion, V7.</w:t>
+        <w:t xml:space="preserve">Puente: 14,36x × EBITDA UDM CLP 544.935 MM = EV 7.825.944 − deuda neta Bloomberg 1.311.569 − minoritarios 50.841 = CLP 2.951 por acción (2.190 MM de acciones). Fibra Danhos queda fuera por su régimen FIBRA y por no tener beta en la WACC; IRSA reporta bajo NIC 29. Fuente: Bloomberg; análisis del equipo.</w:t>
       </w:r>
     </w:p>
     <w:p>
@@ -27954,7 +27954,7 @@
           <w:sz w:val="14"/>
           <w:szCs w:val="14"/>
         </w:rPr>
-        <w:t xml:space="preserve">Ningún escenario ni método alternativo alcanza el precio de CLP 3.555. Los escenarios se calculan con la réplica del DCF (reproduce exactamente el valor base) y el precio objetivo mantiene el 80% DCF y el valor por múltiplos de CLP 2.951. Bear es todo lo que sale mal a la vez; bull, todo lo que sale bien; ambos con las mismas palancas del tornado de Riesgos. La ponderación por probabilidad es un cross-check: el precio objetivo sigue siendo el del caso base.</w:t>
+        <w:t xml:space="preserve">Ningún escenario ni método alternativo alcanza el precio de CLP 3.555. Los escenarios se calculan con la réplica del DCF (reproduce exactamente el valor base) y el precio objetivo mantiene el 80% DCF y el valor por múltiplos de CLP 2.951. Bear es todo lo que sale mal a la vez; bull, todo lo que sale bien; ambos con las mismas palancas del tornado de Riesgos.</w:t>
       </w:r>
     </w:p>
     <w:p>
@@ -28910,7 +28910,7 @@
           <w:sz w:val="11"/>
           <w:szCs w:val="11"/>
         </w:rPr>
-        <w:t xml:space="preserve">Bear y bull son escenarios extremos ilustrativos, sin probabilidad asignada: la probabilidad de los resultados se estima con la simulación de la sección siguiente. Fuente: análisis del equipo.</w:t>
+        <w:t xml:space="preserve">Bear y bull son escenarios extremos ilustrativos, sin probabilidad asignada: la probabilidad de los resultados se estima con la simulación de la sección siguiente (Figura M1). Fuente: análisis del equipo.</w:t>
       </w:r>
     </w:p>
     <w:p>
@@ -29801,7 +29801,7 @@
           <w:sz w:val="11"/>
           <w:szCs w:val="11"/>
         </w:rPr>
-        <w:t xml:space="preserve">Supuestos: 10.000 iteraciones, semilla 42. Distribuciones triangulares (mínimo, base, máximo) con los extremos históricos 4T23–2T26 del tornado de Riesgos: margen EBITDA 75,8%/80,6%/81,3%; ocupación 95,1%/95,6%/96,6%; arriendo mismas tiendas 2027–28 3,7%/5,4%/9,4%; ventas de locatarios 3,7%/3,7%/9,9% (correlación 0,5 con el arriendo, cópula gaussiana; el resto, independiente); crecimiento real 2029–31 entre el piso y el techo de la Nota 11; visitas 5,6%/9,8%/17,3%; capex de mantención + TI 4,8%/5,5%/6,6% de los ingresos; g nominal 2,5%/3,0%/4,0%. WACC: desplazamiento paralelo normal, media 0, desviación 50 pb, truncado en ±150 pb. Impuesto de largo plazo 27% (la rebaja a 23% no entra). Precio objetivo = 80% DCF + 20% múltiplos fijos (CLP 2.951). Con todas las variables en su valor base la simulación reproduce el DCF de CLP 1.859 y el objetivo de CLP 2.077. Fuente: análisis del equipo.</w:t>
+        <w:t xml:space="preserve">Supuestos: 10.000 iteraciones, semilla 42; distribuciones triangulares (mín/base/máx, extremos 4T23–2T26 del tornado de Riesgos): margen EBITDA 75,8%/80,6%/81,3%, ocupación 95,1%/95,6%/96,6%, arriendo mismas tiendas 2027–28 3,7%/5,4%/9,4%, ventas de locatarios 3,7%/3,7%/9,9% (correlación 0,5 con el arriendo, cópula gaussiana; el resto independiente), visitas 5,6%/9,8%/17,3%, capex de mantención + TI 4,8%/5,5%/6,6%, g nominal 2,5%/3,0%/4,0%, crecimiento real 2029–31 entre piso y techo de la Nota 11. WACC: desplazamiento normal, media 0, desviación 50 pb, truncado en ±150 pb. Impuesto 27% (sin la rebaja a 23%). Objetivo = 80% DCF + 20% múltiplos fijos (CLP 2.951); con todo en su valor base reproduce DCF CLP 1.859 y objetivo CLP 2.077. Fuente: análisis del equipo.</w:t>
       </w:r>
     </w:p>
     <w:tbl>
@@ -32848,7 +32848,7 @@
                 <w:sz w:val="16"/>
                 <w:szCs w:val="16"/>
               </w:rPr>
-              <w:t xml:space="preserve">D. SENSIBILIDADES PEDIDAS POR LA REVISIÓN (FUERA DEL CASO BASE)</w:t>
+              <w:t xml:space="preserve">D. SENSIBILIDADES ADICIONALES (FUERA DEL CASO BASE)</w:t>
             </w:r>
           </w:p>
           <w:tbl>
@@ -33607,7 +33607,7 @@
           <w:sz w:val="11"/>
           <w:szCs w:val="11"/>
         </w:rPr>
-        <w:t xml:space="preserve">Bear y bull: cada palanca en el mínimo/máximo histórico del tornado de Riesgos (Earnings Releases 4Q23 y 3Q25 para el margen; Nota 11 para el crecimiento real de largo plazo) en todos los años; el bull no recalcula el escudo fiscal de la WACC. Sección D: tasa de cada año escalada por la mezcla de EBITDA por país (Chile ~70%, Perú ~20%, Colombia ~10%; PwC Tax Summaries, Perú revisado 13-jul-26, Colombia 21-jul-26); Gran Plaza a nuestro cap rate implícito (10,1%) − precio pagado, con un cap rate sobre EBITDA aplicado a un NOI. Ninguna cambia la recomendación. Fuente: réplica del DCF v4 (escenarios_dcf.py); modelo v4, hojas APV, Sensibilidad (tabla 2, estática) y DCF; Figuras_Valuacion, WACC_Construccion y V6.</w:t>
+        <w:t xml:space="preserve">Bear y bull: cada palanca en el mínimo/máximo histórico del tornado de Riesgos (Earnings Releases 4Q23 y 3Q25 para el margen; Nota 11 para el crecimiento real de largo plazo) en todos los años; el bull no recalcula el escudo fiscal de la WACC. Sección D: tasa de cada año escalada por la mezcla de EBITDA por país (Chile ~70%, Perú ~20%, Colombia ~10%; PwC Tax Summaries, Perú revisado 13-jul-26, Colombia 21-jul-26); Gran Plaza a nuestro cap rate implícito (10,1%) − precio pagado, con un cap rate sobre EBITDA aplicado a un NOI. Ninguna cambia la recomendación. Fuente: análisis del equipo.</w:t>
       </w:r>
     </w:p>
     <w:p>
@@ -33979,7 +33979,7 @@
                 <w:sz w:val="13"/>
                 <w:szCs w:val="13"/>
               </w:rPr>
-              <w:t xml:space="preserve">Tasa_WACC (FFCF)</w:t>
+              <w:t xml:space="preserve">Análisis del equipo</w:t>
             </w:r>
           </w:p>
         </w:tc>
@@ -34457,7 +34457,7 @@
                 <w:sz w:val="13"/>
                 <w:szCs w:val="13"/>
               </w:rPr>
-              <w:t xml:space="preserve">Kd real: cupón última emisión en UF</w:t>
+              <w:t xml:space="preserve">Kd real: cupón real de la última emisión en UF (caso base)</w:t>
             </w:r>
           </w:p>
         </w:tc>
@@ -34787,7 +34787,7 @@
                 <w:sz w:val="13"/>
                 <w:szCs w:val="13"/>
               </w:rPr>
-              <w:t xml:space="preserve">Deuda bruta / market cap (estructura actual, MM CLP)</w:t>
+              <w:t xml:space="preserve">Deuda bruta (dic-25) / market cap a CLP 3.610 por acción (estructura actual, CLP mil MM)</w:t>
             </w:r>
           </w:p>
         </w:tc>
@@ -34823,7 +34823,7 @@
                 <w:sz w:val="13"/>
                 <w:szCs w:val="13"/>
               </w:rPr>
-              <w:t xml:space="preserve">1.579 / 7.906 (miles)</w:t>
+              <w:t xml:space="preserve">1.579 / 7.906</w:t>
             </w:r>
           </w:p>
         </w:tc>
@@ -34859,7 +34859,7 @@
                 <w:sz w:val="13"/>
                 <w:szCs w:val="13"/>
               </w:rPr>
-              <w:t xml:space="preserve">Tasa_WACC (FFCF)</w:t>
+              <w:t xml:space="preserve">Análisis del equipo</w:t>
             </w:r>
           </w:p>
         </w:tc>
@@ -35364,7 +35364,7 @@
                 <w:sz w:val="13"/>
                 <w:szCs w:val="13"/>
               </w:rPr>
-              <w:t xml:space="preserve">Cencosud Shopping</w:t>
+              <w:t xml:space="preserve">Cenco Malls</w:t>
             </w:r>
           </w:p>
         </w:tc>
@@ -36651,7 +36651,7 @@
           <w:sz w:val="11"/>
           <w:szCs w:val="11"/>
         </w:rPr>
-        <w:t xml:space="preserve">Fuente: Bloomberg (betas), Tasa_WACC. Costa Verde se excluye porque no está en el set de comparables.</w:t>
+        <w:t xml:space="preserve">Fuente: Bloomberg (betas); análisis del equipo. Costa Verde se excluye porque no está en el set de comparables.</w:t>
       </w:r>
     </w:p>
     <w:p>
@@ -41045,7 +41045,7 @@
                 <w:sz w:val="11"/>
                 <w:szCs w:val="11"/>
               </w:rPr>
-              <w:t xml:space="preserve">Control: la réplica coincide con la hoja WACC del modelo v4 (diferencia 0 pb en todos los períodos). Fuente: Damodaran; Bloomberg; BCCh; análisis del equipo.</w:t>
+              <w:t xml:space="preserve">Control: la réplica del DCF coincide con el cálculo de la WACC (diferencia 0 pb en todos los períodos). Fuente: Damodaran; Bloomberg; BCCh; análisis del equipo.</w:t>
             </w:r>
           </w:p>
         </w:tc>
@@ -41680,7 +41680,7 @@
                 <w:sz w:val="11"/>
                 <w:szCs w:val="11"/>
               </w:rPr>
-              <w:t xml:space="preserve">Fuente: BCCh, Informativo Diario 2-jul-26; réplica del DCF v4 con la WACC desplazada en todos los períodos.</w:t>
+              <w:t xml:space="preserve">Fuente: BCCh, Informativo Diario 2-jul-26; análisis del equipo (WACC desplazada en todos los períodos).</w:t>
             </w:r>
           </w:p>
         </w:tc>
